--- a/00-首页/题组Word/初赛模拟卷/真题版式/初赛模拟卷IV（非有机·答案与解析版·真题版式）.docx
+++ b/00-首页/题组Word/初赛模拟卷/真题版式/初赛模拟卷IV（非有机·答案与解析版·真题版式）.docx
@@ -2808,7 +2808,7 @@
       <w:r>
         <w:drawing>
           <wp:inline>
-            <wp:extent cx="3860800" cy="2628900"/>
+            <wp:extent cx="3600000" cy="2451315"/>
             <wp:effectExtent b="0" l="0" r="0" t="0"/>
             <wp:docPr descr="" title="" id="23" name="Picture"/>
             <a:graphic>
@@ -2829,7 +2829,7 @@
                   <pic:spPr bwMode="auto">
                     <a:xfrm>
                       <a:off x="0" y="0"/>
-                      <a:ext cx="3860800" cy="2628900"/>
+                      <a:ext cx="3600000" cy="2451315"/>
                     </a:xfrm>
                     <a:prstGeom prst="rect">
                       <a:avLst/>
@@ -10559,7 +10559,7 @@
       <w:r>
         <w:drawing>
           <wp:inline>
-            <wp:extent cx="3327400" cy="5054600"/>
+            <wp:extent cx="2520000" cy="3828091"/>
             <wp:effectExtent b="0" l="0" r="0" t="0"/>
             <wp:docPr descr="" title="" id="44" name="Picture"/>
             <a:graphic>
@@ -10580,7 +10580,7 @@
                   <pic:spPr bwMode="auto">
                     <a:xfrm>
                       <a:off x="0" y="0"/>
-                      <a:ext cx="3327400" cy="5054600"/>
+                      <a:ext cx="2520000" cy="3828091"/>
                     </a:xfrm>
                     <a:prstGeom prst="rect">
                       <a:avLst/>
@@ -10756,7 +10756,7 @@
       <w:r>
         <w:drawing>
           <wp:inline>
-            <wp:extent cx="5410200" cy="2438400"/>
+            <wp:extent cx="3600000" cy="1622535"/>
             <wp:effectExtent b="0" l="0" r="0" t="0"/>
             <wp:docPr descr="" title="" id="47" name="Picture"/>
             <a:graphic>
@@ -10777,7 +10777,7 @@
                   <pic:spPr bwMode="auto">
                     <a:xfrm>
                       <a:off x="0" y="0"/>
-                      <a:ext cx="5410200" cy="2438400"/>
+                      <a:ext cx="3600000" cy="1622535"/>
                     </a:xfrm>
                     <a:prstGeom prst="rect">
                       <a:avLst/>
@@ -11501,7 +11501,7 @@
       <w:r>
         <w:drawing>
           <wp:inline>
-            <wp:extent cx="3708400" cy="4356100"/>
+            <wp:extent cx="3240000" cy="3805890"/>
             <wp:effectExtent b="0" l="0" r="0" t="0"/>
             <wp:docPr descr="" title="" id="50" name="Picture"/>
             <a:graphic>
@@ -11522,7 +11522,7 @@
                   <pic:spPr bwMode="auto">
                     <a:xfrm>
                       <a:off x="0" y="0"/>
-                      <a:ext cx="3708400" cy="4356100"/>
+                      <a:ext cx="3240000" cy="3805890"/>
                     </a:xfrm>
                     <a:prstGeom prst="rect">
                       <a:avLst/>
@@ -13113,7 +13113,7 @@
       <w:r>
         <w:drawing>
           <wp:inline>
-            <wp:extent cx="3721100" cy="6794500"/>
+            <wp:extent cx="2520000" cy="4601365"/>
             <wp:effectExtent b="0" l="0" r="0" t="0"/>
             <wp:docPr descr="" title="" id="55" name="Picture"/>
             <a:graphic>
@@ -13134,7 +13134,7 @@
                   <pic:spPr bwMode="auto">
                     <a:xfrm>
                       <a:off x="0" y="0"/>
-                      <a:ext cx="3721100" cy="6794500"/>
+                      <a:ext cx="2520000" cy="4601365"/>
                     </a:xfrm>
                     <a:prstGeom prst="rect">
                       <a:avLst/>
@@ -14278,7 +14278,7 @@
       <w:r>
         <w:drawing>
           <wp:inline>
-            <wp:extent cx="4851400" cy="1765300"/>
+            <wp:extent cx="3600000" cy="1309947"/>
             <wp:effectExtent b="0" l="0" r="0" t="0"/>
             <wp:docPr descr="" title="" id="58" name="Picture"/>
             <a:graphic>
@@ -14299,7 +14299,7 @@
                   <pic:spPr bwMode="auto">
                     <a:xfrm>
                       <a:off x="0" y="0"/>
-                      <a:ext cx="4851400" cy="1765300"/>
+                      <a:ext cx="3600000" cy="1309947"/>
                     </a:xfrm>
                     <a:prstGeom prst="rect">
                       <a:avLst/>
@@ -14683,7 +14683,7 @@
       <w:r>
         <w:drawing>
           <wp:inline>
-            <wp:extent cx="6184900" cy="2031816"/>
+            <wp:extent cx="3600000" cy="1182644"/>
             <wp:effectExtent b="0" l="0" r="0" t="0"/>
             <wp:docPr descr="" title="" id="61" name="Picture"/>
             <a:graphic>
@@ -14704,7 +14704,7 @@
                   <pic:spPr bwMode="auto">
                     <a:xfrm>
                       <a:off x="0" y="0"/>
-                      <a:ext cx="6184900" cy="2031816"/>
+                      <a:ext cx="3600000" cy="1182644"/>
                     </a:xfrm>
                     <a:prstGeom prst="rect">
                       <a:avLst/>
@@ -15145,7 +15145,7 @@
       <w:r>
         <w:drawing>
           <wp:inline>
-            <wp:extent cx="3746500" cy="6819900"/>
+            <wp:extent cx="2520000" cy="4587254"/>
             <wp:effectExtent b="0" l="0" r="0" t="0"/>
             <wp:docPr descr="" title="" id="64" name="Picture"/>
             <a:graphic>
@@ -15166,7 +15166,7 @@
                   <pic:spPr bwMode="auto">
                     <a:xfrm>
                       <a:off x="0" y="0"/>
-                      <a:ext cx="3746500" cy="6819900"/>
+                      <a:ext cx="2520000" cy="4587254"/>
                     </a:xfrm>
                     <a:prstGeom prst="rect">
                       <a:avLst/>
@@ -16467,7 +16467,7 @@
       <w:r>
         <w:drawing>
           <wp:inline>
-            <wp:extent cx="4876800" cy="3784600"/>
+            <wp:extent cx="3240000" cy="2514375"/>
             <wp:effectExtent b="0" l="0" r="0" t="0"/>
             <wp:docPr descr="" title="" id="69" name="Picture"/>
             <a:graphic>
@@ -16488,7 +16488,7 @@
                   <pic:spPr bwMode="auto">
                     <a:xfrm>
                       <a:off x="0" y="0"/>
-                      <a:ext cx="4876800" cy="3784600"/>
+                      <a:ext cx="3240000" cy="2514375"/>
                     </a:xfrm>
                     <a:prstGeom prst="rect">
                       <a:avLst/>
@@ -16529,7 +16529,7 @@
       <w:r>
         <w:drawing>
           <wp:inline>
-            <wp:extent cx="4737100" cy="3213100"/>
+            <wp:extent cx="3600000" cy="2441823"/>
             <wp:effectExtent b="0" l="0" r="0" t="0"/>
             <wp:docPr descr="" title="" id="72" name="Picture"/>
             <a:graphic>
@@ -16550,7 +16550,7 @@
                   <pic:spPr bwMode="auto">
                     <a:xfrm>
                       <a:off x="0" y="0"/>
-                      <a:ext cx="4737100" cy="3213100"/>
+                      <a:ext cx="3600000" cy="2441823"/>
                     </a:xfrm>
                     <a:prstGeom prst="rect">
                       <a:avLst/>
@@ -16764,7 +16764,7 @@
       <w:r>
         <w:drawing>
           <wp:inline>
-            <wp:extent cx="4381500" cy="2870200"/>
+            <wp:extent cx="3600000" cy="2358260"/>
             <wp:effectExtent b="0" l="0" r="0" t="0"/>
             <wp:docPr descr="" title="" id="75" name="Picture"/>
             <a:graphic>
@@ -16785,7 +16785,7 @@
                   <pic:spPr bwMode="auto">
                     <a:xfrm>
                       <a:off x="0" y="0"/>
-                      <a:ext cx="4381500" cy="2870200"/>
+                      <a:ext cx="3600000" cy="2358260"/>
                     </a:xfrm>
                     <a:prstGeom prst="rect">
                       <a:avLst/>
@@ -17993,7 +17993,7 @@
       <w:r>
         <w:drawing>
           <wp:inline>
-            <wp:extent cx="6184900" cy="1446278"/>
+            <wp:extent cx="3600000" cy="841824"/>
             <wp:effectExtent b="0" l="0" r="0" t="0"/>
             <wp:docPr descr="" title="" id="83" name="Picture"/>
             <a:graphic>
@@ -18014,7 +18014,7 @@
                   <pic:spPr bwMode="auto">
                     <a:xfrm>
                       <a:off x="0" y="0"/>
-                      <a:ext cx="6184900" cy="1446278"/>
+                      <a:ext cx="3600000" cy="841824"/>
                     </a:xfrm>
                     <a:prstGeom prst="rect">
                       <a:avLst/>
@@ -18272,7 +18272,7 @@
       <w:r>
         <w:drawing>
           <wp:inline>
-            <wp:extent cx="5410200" cy="6934200"/>
+            <wp:extent cx="3240000" cy="4152676"/>
             <wp:effectExtent b="0" l="0" r="0" t="0"/>
             <wp:docPr descr="" title="" id="88" name="Picture"/>
             <a:graphic>
@@ -18293,7 +18293,7 @@
                   <pic:spPr bwMode="auto">
                     <a:xfrm>
                       <a:off x="0" y="0"/>
-                      <a:ext cx="5410200" cy="6934200"/>
+                      <a:ext cx="3240000" cy="4152676"/>
                     </a:xfrm>
                     <a:prstGeom prst="rect">
                       <a:avLst/>
@@ -21589,7 +21589,7 @@
       <w:r>
         <w:drawing>
           <wp:inline>
-            <wp:extent cx="3606800" cy="1358900"/>
+            <wp:extent cx="3556000" cy="1308100"/>
             <wp:effectExtent b="0" l="0" r="0" t="0"/>
             <wp:docPr descr="" title="" id="97" name="Picture"/>
             <a:graphic>
@@ -21610,7 +21610,7 @@
                   <pic:spPr bwMode="auto">
                     <a:xfrm>
                       <a:off x="0" y="0"/>
-                      <a:ext cx="3606800" cy="1358900"/>
+                      <a:ext cx="3556000" cy="1308100"/>
                     </a:xfrm>
                     <a:prstGeom prst="rect">
                       <a:avLst/>
@@ -21766,7 +21766,7 @@
       <w:r>
         <w:drawing>
           <wp:inline>
-            <wp:extent cx="3937000" cy="2616200"/>
+            <wp:extent cx="3600000" cy="2392258"/>
             <wp:effectExtent b="0" l="0" r="0" t="0"/>
             <wp:docPr descr="" title="" id="102" name="Picture"/>
             <a:graphic>
@@ -21787,7 +21787,7 @@
                   <pic:spPr bwMode="auto">
                     <a:xfrm>
                       <a:off x="0" y="0"/>
-                      <a:ext cx="3937000" cy="2616200"/>
+                      <a:ext cx="3600000" cy="2392258"/>
                     </a:xfrm>
                     <a:prstGeom prst="rect">
                       <a:avLst/>

--- a/00-首页/题组Word/初赛模拟卷/真题版式/初赛模拟卷IV（非有机·答案与解析版·真题版式）.docx
+++ b/00-首页/题组Word/初赛模拟卷/真题版式/初赛模拟卷IV（非有机·答案与解析版·真题版式）.docx
@@ -33543,12 +33543,13 @@
         <w:tblLook w:firstRow="1" w:lastRow="0" w:firstColumn="0" w:lastColumn="0" w:noHBand="0" w:noVBand="0" w:val="0020"/>
       </w:tblPr>
       <w:tblGrid>
-        <w:gridCol w:w="949"/>
-        <w:gridCol w:w="4645"/>
-        <w:gridCol w:w="1908"/>
-        <w:gridCol w:w="1149"/>
-        <w:gridCol w:w="600"/>
-        <w:gridCol w:w="501"/>
+        <w:gridCol w:w="737"/>
+        <w:gridCol w:w="2625"/>
+        <w:gridCol w:w="3061"/>
+        <w:gridCol w:w="721"/>
+        <w:gridCol w:w="964"/>
+        <w:gridCol w:w="992"/>
+        <w:gridCol w:w="652"/>
       </w:tblGrid>
       <w:tr>
         <w:trPr>
@@ -33556,7 +33557,7 @@
         </w:trPr>
         <w:tc>
           <w:tcPr>
-            <w:tcW w:type="dxa" w:w="949"/>
+            <w:tcW w:type="dxa" w:w="737"/>
           </w:tcPr>
           <w:tcPr/>
           <w:p>
@@ -33574,13 +33575,29 @@
         </w:tc>
         <w:tc>
           <w:tcPr>
-            <w:tcW w:type="dxa" w:w="4645"/>
+            <w:tcW w:type="dxa" w:w="2625"/>
           </w:tcPr>
           <w:tcPr/>
           <w:p>
             <w:pPr>
               <w:pStyle w:val="Compact"/>
-              <w:jc w:val="left"/>
+            </w:pPr>
+            <w:r>
+              <w:rPr>
+                <w:rFonts w:ascii="Times New Roman" w:hAnsi="Times New Roman" w:cs="Times New Roman" w:eastAsia="SimSun"/>
+              </w:rPr>
+              <w:t xml:space="preserve">题名</w:t>
+            </w:r>
+          </w:p>
+        </w:tc>
+        <w:tc>
+          <w:tcPr>
+            <w:tcW w:type="dxa" w:w="3061"/>
+          </w:tcPr>
+          <w:tcPr/>
+          <w:p>
+            <w:pPr>
+              <w:pStyle w:val="Compact"/>
             </w:pPr>
             <w:r>
               <w:rPr>
@@ -33592,43 +33609,7 @@
         </w:tc>
         <w:tc>
           <w:tcPr>
-            <w:tcW w:type="dxa" w:w="1908"/>
-          </w:tcPr>
-          <w:tcPr/>
-          <w:p>
-            <w:pPr>
-              <w:pStyle w:val="Compact"/>
-              <w:jc w:val="left"/>
-            </w:pPr>
-            <w:r>
-              <w:rPr>
-                <w:rFonts w:ascii="Times New Roman" w:hAnsi="Times New Roman" w:cs="Times New Roman" w:eastAsia="SimSun"/>
-              </w:rPr>
-              <w:t xml:space="preserve">原书套卷·题号</w:t>
-            </w:r>
-          </w:p>
-        </w:tc>
-        <w:tc>
-          <w:tcPr>
-            <w:tcW w:type="dxa" w:w="1149"/>
-          </w:tcPr>
-          <w:tcPr/>
-          <w:p>
-            <w:pPr>
-              <w:pStyle w:val="Compact"/>
-              <w:jc w:val="left"/>
-            </w:pPr>
-            <w:r>
-              <w:rPr>
-                <w:rFonts w:ascii="Times New Roman" w:hAnsi="Times New Roman" w:cs="Times New Roman" w:eastAsia="SimSun"/>
-              </w:rPr>
-              <w:t xml:space="preserve">模块</w:t>
-            </w:r>
-          </w:p>
-        </w:tc>
-        <w:tc>
-          <w:tcPr>
-            <w:tcW w:type="dxa" w:w="600"/>
+            <w:tcW w:type="dxa" w:w="721"/>
           </w:tcPr>
           <w:tcPr/>
           <w:p>
@@ -33640,13 +33621,13 @@
               <w:rPr>
                 <w:rFonts w:ascii="Times New Roman" w:hAnsi="Times New Roman" w:cs="Times New Roman" w:eastAsia="SimSun"/>
               </w:rPr>
-              <w:t xml:space="preserve">难度</w:t>
+              <w:t xml:space="preserve">来源</w:t>
             </w:r>
           </w:p>
         </w:tc>
         <w:tc>
           <w:tcPr>
-            <w:tcW w:type="dxa" w:w="501"/>
+            <w:tcW w:type="dxa" w:w="964"/>
           </w:tcPr>
           <w:tcPr/>
           <w:p>
@@ -33658,6 +33639,42 @@
               <w:rPr>
                 <w:rFonts w:ascii="Times New Roman" w:hAnsi="Times New Roman" w:cs="Times New Roman" w:eastAsia="SimSun"/>
               </w:rPr>
+              <w:t xml:space="preserve">模块</w:t>
+            </w:r>
+          </w:p>
+        </w:tc>
+        <w:tc>
+          <w:tcPr>
+            <w:tcW w:type="dxa" w:w="992"/>
+          </w:tcPr>
+          <w:tcPr/>
+          <w:p>
+            <w:pPr>
+              <w:pStyle w:val="Compact"/>
+              <w:jc w:val="center"/>
+            </w:pPr>
+            <w:r>
+              <w:rPr>
+                <w:rFonts w:ascii="Times New Roman" w:hAnsi="Times New Roman" w:cs="Times New Roman" w:eastAsia="SimSun"/>
+              </w:rPr>
+              <w:t xml:space="preserve">难度</w:t>
+            </w:r>
+          </w:p>
+        </w:tc>
+        <w:tc>
+          <w:tcPr>
+            <w:tcW w:type="dxa" w:w="652"/>
+          </w:tcPr>
+          <w:tcPr/>
+          <w:p>
+            <w:pPr>
+              <w:pStyle w:val="Compact"/>
+              <w:jc w:val="center"/>
+            </w:pPr>
+            <w:r>
+              <w:rPr>
+                <w:rFonts w:ascii="Times New Roman" w:hAnsi="Times New Roman" w:cs="Times New Roman" w:eastAsia="SimSun"/>
+              </w:rPr>
               <w:t xml:space="preserve">分值</w:t>
             </w:r>
           </w:p>
@@ -33666,7 +33683,7 @@
       <w:tr>
         <w:tc>
           <w:tcPr>
-            <w:tcW w:type="dxa" w:w="949"/>
+            <w:tcW w:type="dxa" w:w="737"/>
           </w:tcPr>
           <w:tcPr/>
           <w:p>
@@ -33681,13 +33698,29 @@
         </w:tc>
         <w:tc>
           <w:tcPr>
-            <w:tcW w:type="dxa" w:w="4645"/>
+            <w:tcW w:type="dxa" w:w="2625"/>
           </w:tcPr>
           <w:tcPr/>
           <w:p>
             <w:pPr>
               <w:pStyle w:val="Compact"/>
-              <w:jc w:val="left"/>
+            </w:pPr>
+            <w:r>
+              <w:rPr>
+                <w:rFonts w:ascii="Times New Roman" w:hAnsi="Times New Roman" w:cs="Times New Roman" w:eastAsia="SimSun"/>
+              </w:rPr>
+              <w:t xml:space="preserve">氮的结构化学推断</w:t>
+            </w:r>
+          </w:p>
+        </w:tc>
+        <w:tc>
+          <w:tcPr>
+            <w:tcW w:type="dxa" w:w="3061"/>
+          </w:tcPr>
+          <w:tcPr/>
+          <w:p>
+            <w:pPr>
+              <w:pStyle w:val="Compact"/>
             </w:pPr>
             <w:r>
               <w:rPr>
@@ -33699,55 +33732,7 @@
         </w:tc>
         <w:tc>
           <w:tcPr>
-            <w:tcW w:type="dxa" w:w="1908"/>
-          </w:tcPr>
-          <w:tcPr/>
-          <w:p>
-            <w:pPr>
-              <w:pStyle w:val="Compact"/>
-              <w:jc w:val="left"/>
-            </w:pPr>
-            <w:r>
-              <w:t xml:space="preserve">2019 </w:t>
-            </w:r>
-            <w:r>
-              <w:rPr>
-                <w:rFonts w:ascii="Times New Roman" w:hAnsi="Times New Roman" w:cs="Times New Roman" w:eastAsia="SimSun"/>
-              </w:rPr>
-              <w:t xml:space="preserve">BST6冲刺一</w:t>
-            </w:r>
-            <w:r>
-              <w:t xml:space="preserve"> </w:t>
-            </w:r>
-            <w:r>
-              <w:rPr>
-                <w:rFonts w:ascii="Times New Roman" w:hAnsi="Times New Roman" w:cs="Times New Roman" w:eastAsia="SimSun"/>
-              </w:rPr>
-              <w:t xml:space="preserve">第3题</w:t>
-            </w:r>
-          </w:p>
-        </w:tc>
-        <w:tc>
-          <w:tcPr>
-            <w:tcW w:type="dxa" w:w="1149"/>
-          </w:tcPr>
-          <w:tcPr/>
-          <w:p>
-            <w:pPr>
-              <w:pStyle w:val="Compact"/>
-              <w:jc w:val="left"/>
-            </w:pPr>
-            <w:r>
-              <w:rPr>
-                <w:rFonts w:ascii="Times New Roman" w:hAnsi="Times New Roman" w:cs="Times New Roman" w:eastAsia="SimSun"/>
-              </w:rPr>
-              <w:t xml:space="preserve">元素与分析</w:t>
-            </w:r>
-          </w:p>
-        </w:tc>
-        <w:tc>
-          <w:tcPr>
-            <w:tcW w:type="dxa" w:w="600"/>
+            <w:tcW w:type="dxa" w:w="721"/>
           </w:tcPr>
           <w:tcPr/>
           <w:p>
@@ -33756,13 +33741,49 @@
               <w:jc w:val="center"/>
             </w:pPr>
             <w:r>
-              <w:t xml:space="preserve">5</w:t>
+              <w:rPr>
+                <w:rFonts w:ascii="Times New Roman" w:hAnsi="Times New Roman" w:cs="Times New Roman" w:eastAsia="SimSun"/>
+              </w:rPr>
+              <w:t xml:space="preserve">北斗学友</w:t>
             </w:r>
           </w:p>
         </w:tc>
         <w:tc>
           <w:tcPr>
-            <w:tcW w:type="dxa" w:w="501"/>
+            <w:tcW w:type="dxa" w:w="964"/>
+          </w:tcPr>
+          <w:tcPr/>
+          <w:p>
+            <w:pPr>
+              <w:pStyle w:val="Compact"/>
+              <w:jc w:val="center"/>
+            </w:pPr>
+            <w:r>
+              <w:rPr>
+                <w:rFonts w:ascii="Times New Roman" w:hAnsi="Times New Roman" w:cs="Times New Roman" w:eastAsia="SimSun"/>
+              </w:rPr>
+              <w:t xml:space="preserve">元素与分析</w:t>
+            </w:r>
+          </w:p>
+        </w:tc>
+        <w:tc>
+          <w:tcPr>
+            <w:tcW w:type="dxa" w:w="992"/>
+          </w:tcPr>
+          <w:tcPr/>
+          <w:p>
+            <w:pPr>
+              <w:pStyle w:val="Compact"/>
+              <w:jc w:val="center"/>
+            </w:pPr>
+            <w:r>
+              <w:t xml:space="preserve">⭐⭐⭐⭐⭐</w:t>
+            </w:r>
+          </w:p>
+        </w:tc>
+        <w:tc>
+          <w:tcPr>
+            <w:tcW w:type="dxa" w:w="652"/>
           </w:tcPr>
           <w:tcPr/>
           <w:p>
@@ -33779,7 +33800,7 @@
       <w:tr>
         <w:tc>
           <w:tcPr>
-            <w:tcW w:type="dxa" w:w="949"/>
+            <w:tcW w:type="dxa" w:w="737"/>
           </w:tcPr>
           <w:tcPr/>
           <w:p>
@@ -33794,13 +33815,29 @@
         </w:tc>
         <w:tc>
           <w:tcPr>
-            <w:tcW w:type="dxa" w:w="4645"/>
+            <w:tcW w:type="dxa" w:w="2625"/>
           </w:tcPr>
           <w:tcPr/>
           <w:p>
             <w:pPr>
               <w:pStyle w:val="Compact"/>
-              <w:jc w:val="left"/>
+            </w:pPr>
+            <w:r>
+              <w:rPr>
+                <w:rFonts w:ascii="Times New Roman" w:hAnsi="Times New Roman" w:cs="Times New Roman" w:eastAsia="SimSun"/>
+              </w:rPr>
+              <w:t xml:space="preserve">钒电池电位滴定分析</w:t>
+            </w:r>
+          </w:p>
+        </w:tc>
+        <w:tc>
+          <w:tcPr>
+            <w:tcW w:type="dxa" w:w="3061"/>
+          </w:tcPr>
+          <w:tcPr/>
+          <w:p>
+            <w:pPr>
+              <w:pStyle w:val="Compact"/>
             </w:pPr>
             <w:r>
               <w:rPr>
@@ -33812,55 +33849,7 @@
         </w:tc>
         <w:tc>
           <w:tcPr>
-            <w:tcW w:type="dxa" w:w="1908"/>
-          </w:tcPr>
-          <w:tcPr/>
-          <w:p>
-            <w:pPr>
-              <w:pStyle w:val="Compact"/>
-              <w:jc w:val="left"/>
-            </w:pPr>
-            <w:r>
-              <w:t xml:space="preserve">2018 </w:t>
-            </w:r>
-            <w:r>
-              <w:rPr>
-                <w:rFonts w:ascii="Times New Roman" w:hAnsi="Times New Roman" w:cs="Times New Roman" w:eastAsia="SimSun"/>
-              </w:rPr>
-              <w:t xml:space="preserve">BAT3一模</w:t>
-            </w:r>
-            <w:r>
-              <w:t xml:space="preserve"> </w:t>
-            </w:r>
-            <w:r>
-              <w:rPr>
-                <w:rFonts w:ascii="Times New Roman" w:hAnsi="Times New Roman" w:cs="Times New Roman" w:eastAsia="SimSun"/>
-              </w:rPr>
-              <w:t xml:space="preserve">第4题</w:t>
-            </w:r>
-          </w:p>
-        </w:tc>
-        <w:tc>
-          <w:tcPr>
-            <w:tcW w:type="dxa" w:w="1149"/>
-          </w:tcPr>
-          <w:tcPr/>
-          <w:p>
-            <w:pPr>
-              <w:pStyle w:val="Compact"/>
-              <w:jc w:val="left"/>
-            </w:pPr>
-            <w:r>
-              <w:rPr>
-                <w:rFonts w:ascii="Times New Roman" w:hAnsi="Times New Roman" w:cs="Times New Roman" w:eastAsia="SimSun"/>
-              </w:rPr>
-              <w:t xml:space="preserve">元素与分析</w:t>
-            </w:r>
-          </w:p>
-        </w:tc>
-        <w:tc>
-          <w:tcPr>
-            <w:tcW w:type="dxa" w:w="600"/>
+            <w:tcW w:type="dxa" w:w="721"/>
           </w:tcPr>
           <w:tcPr/>
           <w:p>
@@ -33869,13 +33858,49 @@
               <w:jc w:val="center"/>
             </w:pPr>
             <w:r>
-              <w:t xml:space="preserve">5</w:t>
+              <w:rPr>
+                <w:rFonts w:ascii="Times New Roman" w:hAnsi="Times New Roman" w:cs="Times New Roman" w:eastAsia="SimSun"/>
+              </w:rPr>
+              <w:t xml:space="preserve">北斗学友</w:t>
             </w:r>
           </w:p>
         </w:tc>
         <w:tc>
           <w:tcPr>
-            <w:tcW w:type="dxa" w:w="501"/>
+            <w:tcW w:type="dxa" w:w="964"/>
+          </w:tcPr>
+          <w:tcPr/>
+          <w:p>
+            <w:pPr>
+              <w:pStyle w:val="Compact"/>
+              <w:jc w:val="center"/>
+            </w:pPr>
+            <w:r>
+              <w:rPr>
+                <w:rFonts w:ascii="Times New Roman" w:hAnsi="Times New Roman" w:cs="Times New Roman" w:eastAsia="SimSun"/>
+              </w:rPr>
+              <w:t xml:space="preserve">元素与分析</w:t>
+            </w:r>
+          </w:p>
+        </w:tc>
+        <w:tc>
+          <w:tcPr>
+            <w:tcW w:type="dxa" w:w="992"/>
+          </w:tcPr>
+          <w:tcPr/>
+          <w:p>
+            <w:pPr>
+              <w:pStyle w:val="Compact"/>
+              <w:jc w:val="center"/>
+            </w:pPr>
+            <w:r>
+              <w:t xml:space="preserve">⭐⭐⭐⭐⭐</w:t>
+            </w:r>
+          </w:p>
+        </w:tc>
+        <w:tc>
+          <w:tcPr>
+            <w:tcW w:type="dxa" w:w="652"/>
           </w:tcPr>
           <w:tcPr/>
           <w:p>
@@ -33892,7 +33917,7 @@
       <w:tr>
         <w:tc>
           <w:tcPr>
-            <w:tcW w:type="dxa" w:w="949"/>
+            <w:tcW w:type="dxa" w:w="737"/>
           </w:tcPr>
           <w:tcPr/>
           <w:p>
@@ -33907,13 +33932,29 @@
         </w:tc>
         <w:tc>
           <w:tcPr>
-            <w:tcW w:type="dxa" w:w="4645"/>
+            <w:tcW w:type="dxa" w:w="2625"/>
           </w:tcPr>
           <w:tcPr/>
           <w:p>
             <w:pPr>
               <w:pStyle w:val="Compact"/>
-              <w:jc w:val="left"/>
+            </w:pPr>
+            <w:r>
+              <w:rPr>
+                <w:rFonts w:ascii="Times New Roman" w:hAnsi="Times New Roman" w:cs="Times New Roman" w:eastAsia="SimSun"/>
+              </w:rPr>
+              <w:t xml:space="preserve">双指示剂法与滴定误差</w:t>
+            </w:r>
+          </w:p>
+        </w:tc>
+        <w:tc>
+          <w:tcPr>
+            <w:tcW w:type="dxa" w:w="3061"/>
+          </w:tcPr>
+          <w:tcPr/>
+          <w:p>
+            <w:pPr>
+              <w:pStyle w:val="Compact"/>
             </w:pPr>
             <w:r>
               <w:rPr>
@@ -33925,55 +33966,7 @@
         </w:tc>
         <w:tc>
           <w:tcPr>
-            <w:tcW w:type="dxa" w:w="1908"/>
-          </w:tcPr>
-          <w:tcPr/>
-          <w:p>
-            <w:pPr>
-              <w:pStyle w:val="Compact"/>
-              <w:jc w:val="left"/>
-            </w:pPr>
-            <w:r>
-              <w:t xml:space="preserve">2015 </w:t>
-            </w:r>
-            <w:r>
-              <w:rPr>
-                <w:rFonts w:ascii="Times New Roman" w:hAnsi="Times New Roman" w:cs="Times New Roman" w:eastAsia="SimSun"/>
-              </w:rPr>
-              <w:t xml:space="preserve">BST7押题二</w:t>
-            </w:r>
-            <w:r>
-              <w:t xml:space="preserve"> </w:t>
-            </w:r>
-            <w:r>
-              <w:rPr>
-                <w:rFonts w:ascii="Times New Roman" w:hAnsi="Times New Roman" w:cs="Times New Roman" w:eastAsia="SimSun"/>
-              </w:rPr>
-              <w:t xml:space="preserve">第3题</w:t>
-            </w:r>
-          </w:p>
-        </w:tc>
-        <w:tc>
-          <w:tcPr>
-            <w:tcW w:type="dxa" w:w="1149"/>
-          </w:tcPr>
-          <w:tcPr/>
-          <w:p>
-            <w:pPr>
-              <w:pStyle w:val="Compact"/>
-              <w:jc w:val="left"/>
-            </w:pPr>
-            <w:r>
-              <w:rPr>
-                <w:rFonts w:ascii="Times New Roman" w:hAnsi="Times New Roman" w:cs="Times New Roman" w:eastAsia="SimSun"/>
-              </w:rPr>
-              <w:t xml:space="preserve">元素与分析</w:t>
-            </w:r>
-          </w:p>
-        </w:tc>
-        <w:tc>
-          <w:tcPr>
-            <w:tcW w:type="dxa" w:w="600"/>
+            <w:tcW w:type="dxa" w:w="721"/>
           </w:tcPr>
           <w:tcPr/>
           <w:p>
@@ -33982,13 +33975,49 @@
               <w:jc w:val="center"/>
             </w:pPr>
             <w:r>
-              <w:t xml:space="preserve">5</w:t>
+              <w:rPr>
+                <w:rFonts w:ascii="Times New Roman" w:hAnsi="Times New Roman" w:cs="Times New Roman" w:eastAsia="SimSun"/>
+              </w:rPr>
+              <w:t xml:space="preserve">北斗学友</w:t>
             </w:r>
           </w:p>
         </w:tc>
         <w:tc>
           <w:tcPr>
-            <w:tcW w:type="dxa" w:w="501"/>
+            <w:tcW w:type="dxa" w:w="964"/>
+          </w:tcPr>
+          <w:tcPr/>
+          <w:p>
+            <w:pPr>
+              <w:pStyle w:val="Compact"/>
+              <w:jc w:val="center"/>
+            </w:pPr>
+            <w:r>
+              <w:rPr>
+                <w:rFonts w:ascii="Times New Roman" w:hAnsi="Times New Roman" w:cs="Times New Roman" w:eastAsia="SimSun"/>
+              </w:rPr>
+              <w:t xml:space="preserve">元素与分析</w:t>
+            </w:r>
+          </w:p>
+        </w:tc>
+        <w:tc>
+          <w:tcPr>
+            <w:tcW w:type="dxa" w:w="992"/>
+          </w:tcPr>
+          <w:tcPr/>
+          <w:p>
+            <w:pPr>
+              <w:pStyle w:val="Compact"/>
+              <w:jc w:val="center"/>
+            </w:pPr>
+            <w:r>
+              <w:t xml:space="preserve">⭐⭐⭐⭐⭐</w:t>
+            </w:r>
+          </w:p>
+        </w:tc>
+        <w:tc>
+          <w:tcPr>
+            <w:tcW w:type="dxa" w:w="652"/>
           </w:tcPr>
           <w:tcPr/>
           <w:p>
@@ -34005,7 +34034,7 @@
       <w:tr>
         <w:tc>
           <w:tcPr>
-            <w:tcW w:type="dxa" w:w="949"/>
+            <w:tcW w:type="dxa" w:w="737"/>
           </w:tcPr>
           <w:tcPr/>
           <w:p>
@@ -34020,13 +34049,29 @@
         </w:tc>
         <w:tc>
           <w:tcPr>
-            <w:tcW w:type="dxa" w:w="4645"/>
+            <w:tcW w:type="dxa" w:w="2625"/>
           </w:tcPr>
           <w:tcPr/>
           <w:p>
             <w:pPr>
               <w:pStyle w:val="Compact"/>
-              <w:jc w:val="left"/>
+            </w:pPr>
+            <w:r>
+              <w:rPr>
+                <w:rFonts w:ascii="Times New Roman" w:hAnsi="Times New Roman" w:cs="Times New Roman" w:eastAsia="SimSun"/>
+              </w:rPr>
+              <w:t xml:space="preserve">铈氧化物氧缺陷测定</w:t>
+            </w:r>
+          </w:p>
+        </w:tc>
+        <w:tc>
+          <w:tcPr>
+            <w:tcW w:type="dxa" w:w="3061"/>
+          </w:tcPr>
+          <w:tcPr/>
+          <w:p>
+            <w:pPr>
+              <w:pStyle w:val="Compact"/>
             </w:pPr>
             <w:r>
               <w:rPr>
@@ -34038,55 +34083,7 @@
         </w:tc>
         <w:tc>
           <w:tcPr>
-            <w:tcW w:type="dxa" w:w="1908"/>
-          </w:tcPr>
-          <w:tcPr/>
-          <w:p>
-            <w:pPr>
-              <w:pStyle w:val="Compact"/>
-              <w:jc w:val="left"/>
-            </w:pPr>
-            <w:r>
-              <w:t xml:space="preserve">2017 </w:t>
-            </w:r>
-            <w:r>
-              <w:rPr>
-                <w:rFonts w:ascii="Times New Roman" w:hAnsi="Times New Roman" w:cs="Times New Roman" w:eastAsia="SimSun"/>
-              </w:rPr>
-              <w:t xml:space="preserve">BST6冲刺二</w:t>
-            </w:r>
-            <w:r>
-              <w:t xml:space="preserve"> </w:t>
-            </w:r>
-            <w:r>
-              <w:rPr>
-                <w:rFonts w:ascii="Times New Roman" w:hAnsi="Times New Roman" w:cs="Times New Roman" w:eastAsia="SimSun"/>
-              </w:rPr>
-              <w:t xml:space="preserve">第5题</w:t>
-            </w:r>
-          </w:p>
-        </w:tc>
-        <w:tc>
-          <w:tcPr>
-            <w:tcW w:type="dxa" w:w="1149"/>
-          </w:tcPr>
-          <w:tcPr/>
-          <w:p>
-            <w:pPr>
-              <w:pStyle w:val="Compact"/>
-              <w:jc w:val="left"/>
-            </w:pPr>
-            <w:r>
-              <w:rPr>
-                <w:rFonts w:ascii="Times New Roman" w:hAnsi="Times New Roman" w:cs="Times New Roman" w:eastAsia="SimSun"/>
-              </w:rPr>
-              <w:t xml:space="preserve">元素与分析</w:t>
-            </w:r>
-          </w:p>
-        </w:tc>
-        <w:tc>
-          <w:tcPr>
-            <w:tcW w:type="dxa" w:w="600"/>
+            <w:tcW w:type="dxa" w:w="721"/>
           </w:tcPr>
           <w:tcPr/>
           <w:p>
@@ -34095,13 +34092,49 @@
               <w:jc w:val="center"/>
             </w:pPr>
             <w:r>
-              <w:t xml:space="preserve">5</w:t>
+              <w:rPr>
+                <w:rFonts w:ascii="Times New Roman" w:hAnsi="Times New Roman" w:cs="Times New Roman" w:eastAsia="SimSun"/>
+              </w:rPr>
+              <w:t xml:space="preserve">北斗学友</w:t>
             </w:r>
           </w:p>
         </w:tc>
         <w:tc>
           <w:tcPr>
-            <w:tcW w:type="dxa" w:w="501"/>
+            <w:tcW w:type="dxa" w:w="964"/>
+          </w:tcPr>
+          <w:tcPr/>
+          <w:p>
+            <w:pPr>
+              <w:pStyle w:val="Compact"/>
+              <w:jc w:val="center"/>
+            </w:pPr>
+            <w:r>
+              <w:rPr>
+                <w:rFonts w:ascii="Times New Roman" w:hAnsi="Times New Roman" w:cs="Times New Roman" w:eastAsia="SimSun"/>
+              </w:rPr>
+              <w:t xml:space="preserve">元素与分析</w:t>
+            </w:r>
+          </w:p>
+        </w:tc>
+        <w:tc>
+          <w:tcPr>
+            <w:tcW w:type="dxa" w:w="992"/>
+          </w:tcPr>
+          <w:tcPr/>
+          <w:p>
+            <w:pPr>
+              <w:pStyle w:val="Compact"/>
+              <w:jc w:val="center"/>
+            </w:pPr>
+            <w:r>
+              <w:t xml:space="preserve">⭐⭐⭐⭐⭐</w:t>
+            </w:r>
+          </w:p>
+        </w:tc>
+        <w:tc>
+          <w:tcPr>
+            <w:tcW w:type="dxa" w:w="652"/>
           </w:tcPr>
           <w:tcPr/>
           <w:p>
@@ -34118,7 +34151,7 @@
       <w:tr>
         <w:tc>
           <w:tcPr>
-            <w:tcW w:type="dxa" w:w="949"/>
+            <w:tcW w:type="dxa" w:w="737"/>
           </w:tcPr>
           <w:tcPr/>
           <w:p>
@@ -34133,13 +34166,29 @@
         </w:tc>
         <w:tc>
           <w:tcPr>
-            <w:tcW w:type="dxa" w:w="4645"/>
+            <w:tcW w:type="dxa" w:w="2625"/>
           </w:tcPr>
           <w:tcPr/>
           <w:p>
             <w:pPr>
               <w:pStyle w:val="Compact"/>
-              <w:jc w:val="left"/>
+            </w:pPr>
+            <w:r>
+              <w:rPr>
+                <w:rFonts w:ascii="Times New Roman" w:hAnsi="Times New Roman" w:cs="Times New Roman" w:eastAsia="SimSun"/>
+              </w:rPr>
+              <w:t xml:space="preserve">叠氮化物化学</w:t>
+            </w:r>
+          </w:p>
+        </w:tc>
+        <w:tc>
+          <w:tcPr>
+            <w:tcW w:type="dxa" w:w="3061"/>
+          </w:tcPr>
+          <w:tcPr/>
+          <w:p>
+            <w:pPr>
+              <w:pStyle w:val="Compact"/>
             </w:pPr>
             <w:r>
               <w:rPr>
@@ -34151,55 +34200,7 @@
         </w:tc>
         <w:tc>
           <w:tcPr>
-            <w:tcW w:type="dxa" w:w="1908"/>
-          </w:tcPr>
-          <w:tcPr/>
-          <w:p>
-            <w:pPr>
-              <w:pStyle w:val="Compact"/>
-              <w:jc w:val="left"/>
-            </w:pPr>
-            <w:r>
-              <w:t xml:space="preserve">2016 </w:t>
-            </w:r>
-            <w:r>
-              <w:rPr>
-                <w:rFonts w:ascii="Times New Roman" w:hAnsi="Times New Roman" w:cs="Times New Roman" w:eastAsia="SimSun"/>
-              </w:rPr>
-              <w:t xml:space="preserve">BAT4二模</w:t>
-            </w:r>
-            <w:r>
-              <w:t xml:space="preserve"> </w:t>
-            </w:r>
-            <w:r>
-              <w:rPr>
-                <w:rFonts w:ascii="Times New Roman" w:hAnsi="Times New Roman" w:cs="Times New Roman" w:eastAsia="SimSun"/>
-              </w:rPr>
-              <w:t xml:space="preserve">第2题</w:t>
-            </w:r>
-          </w:p>
-        </w:tc>
-        <w:tc>
-          <w:tcPr>
-            <w:tcW w:type="dxa" w:w="1149"/>
-          </w:tcPr>
-          <w:tcPr/>
-          <w:p>
-            <w:pPr>
-              <w:pStyle w:val="Compact"/>
-              <w:jc w:val="left"/>
-            </w:pPr>
-            <w:r>
-              <w:rPr>
-                <w:rFonts w:ascii="Times New Roman" w:hAnsi="Times New Roman" w:cs="Times New Roman" w:eastAsia="SimSun"/>
-              </w:rPr>
-              <w:t xml:space="preserve">元素与分析</w:t>
-            </w:r>
-          </w:p>
-        </w:tc>
-        <w:tc>
-          <w:tcPr>
-            <w:tcW w:type="dxa" w:w="600"/>
+            <w:tcW w:type="dxa" w:w="721"/>
           </w:tcPr>
           <w:tcPr/>
           <w:p>
@@ -34208,13 +34209,49 @@
               <w:jc w:val="center"/>
             </w:pPr>
             <w:r>
-              <w:t xml:space="preserve">4</w:t>
+              <w:rPr>
+                <w:rFonts w:ascii="Times New Roman" w:hAnsi="Times New Roman" w:cs="Times New Roman" w:eastAsia="SimSun"/>
+              </w:rPr>
+              <w:t xml:space="preserve">北斗学友</w:t>
             </w:r>
           </w:p>
         </w:tc>
         <w:tc>
           <w:tcPr>
-            <w:tcW w:type="dxa" w:w="501"/>
+            <w:tcW w:type="dxa" w:w="964"/>
+          </w:tcPr>
+          <w:tcPr/>
+          <w:p>
+            <w:pPr>
+              <w:pStyle w:val="Compact"/>
+              <w:jc w:val="center"/>
+            </w:pPr>
+            <w:r>
+              <w:rPr>
+                <w:rFonts w:ascii="Times New Roman" w:hAnsi="Times New Roman" w:cs="Times New Roman" w:eastAsia="SimSun"/>
+              </w:rPr>
+              <w:t xml:space="preserve">元素与分析</w:t>
+            </w:r>
+          </w:p>
+        </w:tc>
+        <w:tc>
+          <w:tcPr>
+            <w:tcW w:type="dxa" w:w="992"/>
+          </w:tcPr>
+          <w:tcPr/>
+          <w:p>
+            <w:pPr>
+              <w:pStyle w:val="Compact"/>
+              <w:jc w:val="center"/>
+            </w:pPr>
+            <w:r>
+              <w:t xml:space="preserve">⭐⭐⭐⭐</w:t>
+            </w:r>
+          </w:p>
+        </w:tc>
+        <w:tc>
+          <w:tcPr>
+            <w:tcW w:type="dxa" w:w="652"/>
           </w:tcPr>
           <w:tcPr/>
           <w:p>
@@ -34231,7 +34268,7 @@
       <w:tr>
         <w:tc>
           <w:tcPr>
-            <w:tcW w:type="dxa" w:w="949"/>
+            <w:tcW w:type="dxa" w:w="737"/>
           </w:tcPr>
           <w:tcPr/>
           <w:p>
@@ -34246,13 +34283,29 @@
         </w:tc>
         <w:tc>
           <w:tcPr>
-            <w:tcW w:type="dxa" w:w="4645"/>
+            <w:tcW w:type="dxa" w:w="2625"/>
           </w:tcPr>
           <w:tcPr/>
           <w:p>
             <w:pPr>
               <w:pStyle w:val="Compact"/>
-              <w:jc w:val="left"/>
+            </w:pPr>
+            <w:r>
+              <w:rPr>
+                <w:rFonts w:ascii="Times New Roman" w:hAnsi="Times New Roman" w:cs="Times New Roman" w:eastAsia="SimSun"/>
+              </w:rPr>
+              <w:t xml:space="preserve">硝酰氟FNO2</w:t>
+            </w:r>
+          </w:p>
+        </w:tc>
+        <w:tc>
+          <w:tcPr>
+            <w:tcW w:type="dxa" w:w="3061"/>
+          </w:tcPr>
+          <w:tcPr/>
+          <w:p>
+            <w:pPr>
+              <w:pStyle w:val="Compact"/>
             </w:pPr>
             <w:r>
               <w:rPr>
@@ -34264,55 +34317,7 @@
         </w:tc>
         <w:tc>
           <w:tcPr>
-            <w:tcW w:type="dxa" w:w="1908"/>
-          </w:tcPr>
-          <w:tcPr/>
-          <w:p>
-            <w:pPr>
-              <w:pStyle w:val="Compact"/>
-              <w:jc w:val="left"/>
-            </w:pPr>
-            <w:r>
-              <w:t xml:space="preserve">2015 </w:t>
-            </w:r>
-            <w:r>
-              <w:rPr>
-                <w:rFonts w:ascii="Times New Roman" w:hAnsi="Times New Roman" w:cs="Times New Roman" w:eastAsia="SimSun"/>
-              </w:rPr>
-              <w:t xml:space="preserve">BST6冲刺二</w:t>
-            </w:r>
-            <w:r>
-              <w:t xml:space="preserve"> </w:t>
-            </w:r>
-            <w:r>
-              <w:rPr>
-                <w:rFonts w:ascii="Times New Roman" w:hAnsi="Times New Roman" w:cs="Times New Roman" w:eastAsia="SimSun"/>
-              </w:rPr>
-              <w:t xml:space="preserve">第4题</w:t>
-            </w:r>
-          </w:p>
-        </w:tc>
-        <w:tc>
-          <w:tcPr>
-            <w:tcW w:type="dxa" w:w="1149"/>
-          </w:tcPr>
-          <w:tcPr/>
-          <w:p>
-            <w:pPr>
-              <w:pStyle w:val="Compact"/>
-              <w:jc w:val="left"/>
-            </w:pPr>
-            <w:r>
-              <w:rPr>
-                <w:rFonts w:ascii="Times New Roman" w:hAnsi="Times New Roman" w:cs="Times New Roman" w:eastAsia="SimSun"/>
-              </w:rPr>
-              <w:t xml:space="preserve">元素与分析</w:t>
-            </w:r>
-          </w:p>
-        </w:tc>
-        <w:tc>
-          <w:tcPr>
-            <w:tcW w:type="dxa" w:w="600"/>
+            <w:tcW w:type="dxa" w:w="721"/>
           </w:tcPr>
           <w:tcPr/>
           <w:p>
@@ -34321,13 +34326,49 @@
               <w:jc w:val="center"/>
             </w:pPr>
             <w:r>
-              <w:t xml:space="preserve">4</w:t>
+              <w:rPr>
+                <w:rFonts w:ascii="Times New Roman" w:hAnsi="Times New Roman" w:cs="Times New Roman" w:eastAsia="SimSun"/>
+              </w:rPr>
+              <w:t xml:space="preserve">北斗学友</w:t>
             </w:r>
           </w:p>
         </w:tc>
         <w:tc>
           <w:tcPr>
-            <w:tcW w:type="dxa" w:w="501"/>
+            <w:tcW w:type="dxa" w:w="964"/>
+          </w:tcPr>
+          <w:tcPr/>
+          <w:p>
+            <w:pPr>
+              <w:pStyle w:val="Compact"/>
+              <w:jc w:val="center"/>
+            </w:pPr>
+            <w:r>
+              <w:rPr>
+                <w:rFonts w:ascii="Times New Roman" w:hAnsi="Times New Roman" w:cs="Times New Roman" w:eastAsia="SimSun"/>
+              </w:rPr>
+              <w:t xml:space="preserve">元素与分析</w:t>
+            </w:r>
+          </w:p>
+        </w:tc>
+        <w:tc>
+          <w:tcPr>
+            <w:tcW w:type="dxa" w:w="992"/>
+          </w:tcPr>
+          <w:tcPr/>
+          <w:p>
+            <w:pPr>
+              <w:pStyle w:val="Compact"/>
+              <w:jc w:val="center"/>
+            </w:pPr>
+            <w:r>
+              <w:t xml:space="preserve">⭐⭐⭐⭐</w:t>
+            </w:r>
+          </w:p>
+        </w:tc>
+        <w:tc>
+          <w:tcPr>
+            <w:tcW w:type="dxa" w:w="652"/>
           </w:tcPr>
           <w:tcPr/>
           <w:p>
@@ -34344,7 +34385,7 @@
       <w:tr>
         <w:tc>
           <w:tcPr>
-            <w:tcW w:type="dxa" w:w="949"/>
+            <w:tcW w:type="dxa" w:w="737"/>
           </w:tcPr>
           <w:tcPr/>
           <w:p>
@@ -34359,13 +34400,29 @@
         </w:tc>
         <w:tc>
           <w:tcPr>
-            <w:tcW w:type="dxa" w:w="4645"/>
+            <w:tcW w:type="dxa" w:w="2625"/>
           </w:tcPr>
           <w:tcPr/>
           <w:p>
             <w:pPr>
               <w:pStyle w:val="Compact"/>
-              <w:jc w:val="left"/>
+            </w:pPr>
+            <w:r>
+              <w:rPr>
+                <w:rFonts w:ascii="Times New Roman" w:hAnsi="Times New Roman" w:cs="Times New Roman" w:eastAsia="SimSun"/>
+              </w:rPr>
+              <w:t xml:space="preserve">一氧化二硫的推断与路易斯结构</w:t>
+            </w:r>
+          </w:p>
+        </w:tc>
+        <w:tc>
+          <w:tcPr>
+            <w:tcW w:type="dxa" w:w="3061"/>
+          </w:tcPr>
+          <w:tcPr/>
+          <w:p>
+            <w:pPr>
+              <w:pStyle w:val="Compact"/>
             </w:pPr>
             <w:r>
               <w:rPr>
@@ -34377,55 +34434,7 @@
         </w:tc>
         <w:tc>
           <w:tcPr>
-            <w:tcW w:type="dxa" w:w="1908"/>
-          </w:tcPr>
-          <w:tcPr/>
-          <w:p>
-            <w:pPr>
-              <w:pStyle w:val="Compact"/>
-              <w:jc w:val="left"/>
-            </w:pPr>
-            <w:r>
-              <w:t xml:space="preserve">2015 </w:t>
-            </w:r>
-            <w:r>
-              <w:rPr>
-                <w:rFonts w:ascii="Times New Roman" w:hAnsi="Times New Roman" w:cs="Times New Roman" w:eastAsia="SimSun"/>
-              </w:rPr>
-              <w:t xml:space="preserve">BAT4二模</w:t>
-            </w:r>
-            <w:r>
-              <w:t xml:space="preserve"> </w:t>
-            </w:r>
-            <w:r>
-              <w:rPr>
-                <w:rFonts w:ascii="Times New Roman" w:hAnsi="Times New Roman" w:cs="Times New Roman" w:eastAsia="SimSun"/>
-              </w:rPr>
-              <w:t xml:space="preserve">第1题</w:t>
-            </w:r>
-          </w:p>
-        </w:tc>
-        <w:tc>
-          <w:tcPr>
-            <w:tcW w:type="dxa" w:w="1149"/>
-          </w:tcPr>
-          <w:tcPr/>
-          <w:p>
-            <w:pPr>
-              <w:pStyle w:val="Compact"/>
-              <w:jc w:val="left"/>
-            </w:pPr>
-            <w:r>
-              <w:rPr>
-                <w:rFonts w:ascii="Times New Roman" w:hAnsi="Times New Roman" w:cs="Times New Roman" w:eastAsia="SimSun"/>
-              </w:rPr>
-              <w:t xml:space="preserve">元素与分析</w:t>
-            </w:r>
-          </w:p>
-        </w:tc>
-        <w:tc>
-          <w:tcPr>
-            <w:tcW w:type="dxa" w:w="600"/>
+            <w:tcW w:type="dxa" w:w="721"/>
           </w:tcPr>
           <w:tcPr/>
           <w:p>
@@ -34434,13 +34443,49 @@
               <w:jc w:val="center"/>
             </w:pPr>
             <w:r>
-              <w:t xml:space="preserve">4</w:t>
+              <w:rPr>
+                <w:rFonts w:ascii="Times New Roman" w:hAnsi="Times New Roman" w:cs="Times New Roman" w:eastAsia="SimSun"/>
+              </w:rPr>
+              <w:t xml:space="preserve">北斗学友</w:t>
             </w:r>
           </w:p>
         </w:tc>
         <w:tc>
           <w:tcPr>
-            <w:tcW w:type="dxa" w:w="501"/>
+            <w:tcW w:type="dxa" w:w="964"/>
+          </w:tcPr>
+          <w:tcPr/>
+          <w:p>
+            <w:pPr>
+              <w:pStyle w:val="Compact"/>
+              <w:jc w:val="center"/>
+            </w:pPr>
+            <w:r>
+              <w:rPr>
+                <w:rFonts w:ascii="Times New Roman" w:hAnsi="Times New Roman" w:cs="Times New Roman" w:eastAsia="SimSun"/>
+              </w:rPr>
+              <w:t xml:space="preserve">元素与分析</w:t>
+            </w:r>
+          </w:p>
+        </w:tc>
+        <w:tc>
+          <w:tcPr>
+            <w:tcW w:type="dxa" w:w="992"/>
+          </w:tcPr>
+          <w:tcPr/>
+          <w:p>
+            <w:pPr>
+              <w:pStyle w:val="Compact"/>
+              <w:jc w:val="center"/>
+            </w:pPr>
+            <w:r>
+              <w:t xml:space="preserve">⭐⭐⭐⭐</w:t>
+            </w:r>
+          </w:p>
+        </w:tc>
+        <w:tc>
+          <w:tcPr>
+            <w:tcW w:type="dxa" w:w="652"/>
           </w:tcPr>
           <w:tcPr/>
           <w:p>
@@ -34457,7 +34502,7 @@
       <w:tr>
         <w:tc>
           <w:tcPr>
-            <w:tcW w:type="dxa" w:w="949"/>
+            <w:tcW w:type="dxa" w:w="737"/>
           </w:tcPr>
           <w:tcPr/>
           <w:p>
@@ -34472,13 +34517,29 @@
         </w:tc>
         <w:tc>
           <w:tcPr>
-            <w:tcW w:type="dxa" w:w="4645"/>
+            <w:tcW w:type="dxa" w:w="2625"/>
           </w:tcPr>
           <w:tcPr/>
           <w:p>
             <w:pPr>
               <w:pStyle w:val="Compact"/>
-              <w:jc w:val="left"/>
+            </w:pPr>
+            <w:r>
+              <w:rPr>
+                <w:rFonts w:ascii="Times New Roman" w:hAnsi="Times New Roman" w:cs="Times New Roman" w:eastAsia="SimSun"/>
+              </w:rPr>
+              <w:t xml:space="preserve">黄铜矿的晶胞与无序化</w:t>
+            </w:r>
+          </w:p>
+        </w:tc>
+        <w:tc>
+          <w:tcPr>
+            <w:tcW w:type="dxa" w:w="3061"/>
+          </w:tcPr>
+          <w:tcPr/>
+          <w:p>
+            <w:pPr>
+              <w:pStyle w:val="Compact"/>
             </w:pPr>
             <w:r>
               <w:rPr>
@@ -34490,55 +34551,7 @@
         </w:tc>
         <w:tc>
           <w:tcPr>
-            <w:tcW w:type="dxa" w:w="1908"/>
-          </w:tcPr>
-          <w:tcPr/>
-          <w:p>
-            <w:pPr>
-              <w:pStyle w:val="Compact"/>
-              <w:jc w:val="left"/>
-            </w:pPr>
-            <w:r>
-              <w:t xml:space="preserve">2019 </w:t>
-            </w:r>
-            <w:r>
-              <w:rPr>
-                <w:rFonts w:ascii="Times New Roman" w:hAnsi="Times New Roman" w:cs="Times New Roman" w:eastAsia="SimSun"/>
-              </w:rPr>
-              <w:t xml:space="preserve">BST7押题一</w:t>
-            </w:r>
-            <w:r>
-              <w:t xml:space="preserve"> </w:t>
-            </w:r>
-            <w:r>
-              <w:rPr>
-                <w:rFonts w:ascii="Times New Roman" w:hAnsi="Times New Roman" w:cs="Times New Roman" w:eastAsia="SimSun"/>
-              </w:rPr>
-              <w:t xml:space="preserve">第6题</w:t>
-            </w:r>
-          </w:p>
-        </w:tc>
-        <w:tc>
-          <w:tcPr>
-            <w:tcW w:type="dxa" w:w="1149"/>
-          </w:tcPr>
-          <w:tcPr/>
-          <w:p>
-            <w:pPr>
-              <w:pStyle w:val="Compact"/>
-              <w:jc w:val="left"/>
-            </w:pPr>
-            <w:r>
-              <w:rPr>
-                <w:rFonts w:ascii="Times New Roman" w:hAnsi="Times New Roman" w:cs="Times New Roman" w:eastAsia="SimSun"/>
-              </w:rPr>
-              <w:t xml:space="preserve">结构化学</w:t>
-            </w:r>
-          </w:p>
-        </w:tc>
-        <w:tc>
-          <w:tcPr>
-            <w:tcW w:type="dxa" w:w="600"/>
+            <w:tcW w:type="dxa" w:w="721"/>
           </w:tcPr>
           <w:tcPr/>
           <w:p>
@@ -34547,13 +34560,49 @@
               <w:jc w:val="center"/>
             </w:pPr>
             <w:r>
-              <w:t xml:space="preserve">5</w:t>
+              <w:rPr>
+                <w:rFonts w:ascii="Times New Roman" w:hAnsi="Times New Roman" w:cs="Times New Roman" w:eastAsia="SimSun"/>
+              </w:rPr>
+              <w:t xml:space="preserve">北斗学友</w:t>
             </w:r>
           </w:p>
         </w:tc>
         <w:tc>
           <w:tcPr>
-            <w:tcW w:type="dxa" w:w="501"/>
+            <w:tcW w:type="dxa" w:w="964"/>
+          </w:tcPr>
+          <w:tcPr/>
+          <w:p>
+            <w:pPr>
+              <w:pStyle w:val="Compact"/>
+              <w:jc w:val="center"/>
+            </w:pPr>
+            <w:r>
+              <w:rPr>
+                <w:rFonts w:ascii="Times New Roman" w:hAnsi="Times New Roman" w:cs="Times New Roman" w:eastAsia="SimSun"/>
+              </w:rPr>
+              <w:t xml:space="preserve">结构化学</w:t>
+            </w:r>
+          </w:p>
+        </w:tc>
+        <w:tc>
+          <w:tcPr>
+            <w:tcW w:type="dxa" w:w="992"/>
+          </w:tcPr>
+          <w:tcPr/>
+          <w:p>
+            <w:pPr>
+              <w:pStyle w:val="Compact"/>
+              <w:jc w:val="center"/>
+            </w:pPr>
+            <w:r>
+              <w:t xml:space="preserve">⭐⭐⭐⭐⭐</w:t>
+            </w:r>
+          </w:p>
+        </w:tc>
+        <w:tc>
+          <w:tcPr>
+            <w:tcW w:type="dxa" w:w="652"/>
           </w:tcPr>
           <w:tcPr/>
           <w:p>
@@ -34570,7 +34619,7 @@
       <w:tr>
         <w:tc>
           <w:tcPr>
-            <w:tcW w:type="dxa" w:w="949"/>
+            <w:tcW w:type="dxa" w:w="737"/>
           </w:tcPr>
           <w:tcPr/>
           <w:p>
@@ -34585,13 +34634,29 @@
         </w:tc>
         <w:tc>
           <w:tcPr>
-            <w:tcW w:type="dxa" w:w="4645"/>
+            <w:tcW w:type="dxa" w:w="2625"/>
           </w:tcPr>
           <w:tcPr/>
           <w:p>
             <w:pPr>
               <w:pStyle w:val="Compact"/>
-              <w:jc w:val="left"/>
+            </w:pPr>
+            <w:r>
+              <w:rPr>
+                <w:rFonts w:ascii="Times New Roman" w:hAnsi="Times New Roman" w:cs="Times New Roman" w:eastAsia="SimSun"/>
+              </w:rPr>
+              <w:t xml:space="preserve">K4Xe3O12钙钛矿层状结构</w:t>
+            </w:r>
+          </w:p>
+        </w:tc>
+        <w:tc>
+          <w:tcPr>
+            <w:tcW w:type="dxa" w:w="3061"/>
+          </w:tcPr>
+          <w:tcPr/>
+          <w:p>
+            <w:pPr>
+              <w:pStyle w:val="Compact"/>
             </w:pPr>
             <w:r>
               <w:rPr>
@@ -34603,55 +34668,7 @@
         </w:tc>
         <w:tc>
           <w:tcPr>
-            <w:tcW w:type="dxa" w:w="1908"/>
-          </w:tcPr>
-          <w:tcPr/>
-          <w:p>
-            <w:pPr>
-              <w:pStyle w:val="Compact"/>
-              <w:jc w:val="left"/>
-            </w:pPr>
-            <w:r>
-              <w:t xml:space="preserve">2017 </w:t>
-            </w:r>
-            <w:r>
-              <w:rPr>
-                <w:rFonts w:ascii="Times New Roman" w:hAnsi="Times New Roman" w:cs="Times New Roman" w:eastAsia="SimSun"/>
-              </w:rPr>
-              <w:t xml:space="preserve">BAT3一模</w:t>
-            </w:r>
-            <w:r>
-              <w:t xml:space="preserve"> </w:t>
-            </w:r>
-            <w:r>
-              <w:rPr>
-                <w:rFonts w:ascii="Times New Roman" w:hAnsi="Times New Roman" w:cs="Times New Roman" w:eastAsia="SimSun"/>
-              </w:rPr>
-              <w:t xml:space="preserve">第7题</w:t>
-            </w:r>
-          </w:p>
-        </w:tc>
-        <w:tc>
-          <w:tcPr>
-            <w:tcW w:type="dxa" w:w="1149"/>
-          </w:tcPr>
-          <w:tcPr/>
-          <w:p>
-            <w:pPr>
-              <w:pStyle w:val="Compact"/>
-              <w:jc w:val="left"/>
-            </w:pPr>
-            <w:r>
-              <w:rPr>
-                <w:rFonts w:ascii="Times New Roman" w:hAnsi="Times New Roman" w:cs="Times New Roman" w:eastAsia="SimSun"/>
-              </w:rPr>
-              <w:t xml:space="preserve">结构化学</w:t>
-            </w:r>
-          </w:p>
-        </w:tc>
-        <w:tc>
-          <w:tcPr>
-            <w:tcW w:type="dxa" w:w="600"/>
+            <w:tcW w:type="dxa" w:w="721"/>
           </w:tcPr>
           <w:tcPr/>
           <w:p>
@@ -34660,13 +34677,49 @@
               <w:jc w:val="center"/>
             </w:pPr>
             <w:r>
-              <w:t xml:space="preserve">5</w:t>
+              <w:rPr>
+                <w:rFonts w:ascii="Times New Roman" w:hAnsi="Times New Roman" w:cs="Times New Roman" w:eastAsia="SimSun"/>
+              </w:rPr>
+              <w:t xml:space="preserve">北斗学友</w:t>
             </w:r>
           </w:p>
         </w:tc>
         <w:tc>
           <w:tcPr>
-            <w:tcW w:type="dxa" w:w="501"/>
+            <w:tcW w:type="dxa" w:w="964"/>
+          </w:tcPr>
+          <w:tcPr/>
+          <w:p>
+            <w:pPr>
+              <w:pStyle w:val="Compact"/>
+              <w:jc w:val="center"/>
+            </w:pPr>
+            <w:r>
+              <w:rPr>
+                <w:rFonts w:ascii="Times New Roman" w:hAnsi="Times New Roman" w:cs="Times New Roman" w:eastAsia="SimSun"/>
+              </w:rPr>
+              <w:t xml:space="preserve">结构化学</w:t>
+            </w:r>
+          </w:p>
+        </w:tc>
+        <w:tc>
+          <w:tcPr>
+            <w:tcW w:type="dxa" w:w="992"/>
+          </w:tcPr>
+          <w:tcPr/>
+          <w:p>
+            <w:pPr>
+              <w:pStyle w:val="Compact"/>
+              <w:jc w:val="center"/>
+            </w:pPr>
+            <w:r>
+              <w:t xml:space="preserve">⭐⭐⭐⭐⭐</w:t>
+            </w:r>
+          </w:p>
+        </w:tc>
+        <w:tc>
+          <w:tcPr>
+            <w:tcW w:type="dxa" w:w="652"/>
           </w:tcPr>
           <w:tcPr/>
           <w:p>
@@ -34683,7 +34736,7 @@
       <w:tr>
         <w:tc>
           <w:tcPr>
-            <w:tcW w:type="dxa" w:w="949"/>
+            <w:tcW w:type="dxa" w:w="737"/>
           </w:tcPr>
           <w:tcPr/>
           <w:p>
@@ -34698,13 +34751,29 @@
         </w:tc>
         <w:tc>
           <w:tcPr>
-            <w:tcW w:type="dxa" w:w="4645"/>
+            <w:tcW w:type="dxa" w:w="2625"/>
           </w:tcPr>
           <w:tcPr/>
           <w:p>
             <w:pPr>
               <w:pStyle w:val="Compact"/>
-              <w:jc w:val="left"/>
+            </w:pPr>
+            <w:r>
+              <w:rPr>
+                <w:rFonts w:ascii="Times New Roman" w:hAnsi="Times New Roman" w:cs="Times New Roman" w:eastAsia="SimSun"/>
+              </w:rPr>
+              <w:t xml:space="preserve">高压氧化铁晶体结构与密度</w:t>
+            </w:r>
+          </w:p>
+        </w:tc>
+        <w:tc>
+          <w:tcPr>
+            <w:tcW w:type="dxa" w:w="3061"/>
+          </w:tcPr>
+          <w:tcPr/>
+          <w:p>
+            <w:pPr>
+              <w:pStyle w:val="Compact"/>
             </w:pPr>
             <w:r>
               <w:rPr>
@@ -34716,55 +34785,7 @@
         </w:tc>
         <w:tc>
           <w:tcPr>
-            <w:tcW w:type="dxa" w:w="1908"/>
-          </w:tcPr>
-          <w:tcPr/>
-          <w:p>
-            <w:pPr>
-              <w:pStyle w:val="Compact"/>
-              <w:jc w:val="left"/>
-            </w:pPr>
-            <w:r>
-              <w:t xml:space="preserve">2015 </w:t>
-            </w:r>
-            <w:r>
-              <w:rPr>
-                <w:rFonts w:ascii="Times New Roman" w:hAnsi="Times New Roman" w:cs="Times New Roman" w:eastAsia="SimSun"/>
-              </w:rPr>
-              <w:t xml:space="preserve">BAT3一模</w:t>
-            </w:r>
-            <w:r>
-              <w:t xml:space="preserve"> </w:t>
-            </w:r>
-            <w:r>
-              <w:rPr>
-                <w:rFonts w:ascii="Times New Roman" w:hAnsi="Times New Roman" w:cs="Times New Roman" w:eastAsia="SimSun"/>
-              </w:rPr>
-              <w:t xml:space="preserve">第6题</w:t>
-            </w:r>
-          </w:p>
-        </w:tc>
-        <w:tc>
-          <w:tcPr>
-            <w:tcW w:type="dxa" w:w="1149"/>
-          </w:tcPr>
-          <w:tcPr/>
-          <w:p>
-            <w:pPr>
-              <w:pStyle w:val="Compact"/>
-              <w:jc w:val="left"/>
-            </w:pPr>
-            <w:r>
-              <w:rPr>
-                <w:rFonts w:ascii="Times New Roman" w:hAnsi="Times New Roman" w:cs="Times New Roman" w:eastAsia="SimSun"/>
-              </w:rPr>
-              <w:t xml:space="preserve">结构化学</w:t>
-            </w:r>
-          </w:p>
-        </w:tc>
-        <w:tc>
-          <w:tcPr>
-            <w:tcW w:type="dxa" w:w="600"/>
+            <w:tcW w:type="dxa" w:w="721"/>
           </w:tcPr>
           <w:tcPr/>
           <w:p>
@@ -34773,13 +34794,49 @@
               <w:jc w:val="center"/>
             </w:pPr>
             <w:r>
-              <w:t xml:space="preserve">5</w:t>
+              <w:rPr>
+                <w:rFonts w:ascii="Times New Roman" w:hAnsi="Times New Roman" w:cs="Times New Roman" w:eastAsia="SimSun"/>
+              </w:rPr>
+              <w:t xml:space="preserve">北斗学友</w:t>
             </w:r>
           </w:p>
         </w:tc>
         <w:tc>
           <w:tcPr>
-            <w:tcW w:type="dxa" w:w="501"/>
+            <w:tcW w:type="dxa" w:w="964"/>
+          </w:tcPr>
+          <w:tcPr/>
+          <w:p>
+            <w:pPr>
+              <w:pStyle w:val="Compact"/>
+              <w:jc w:val="center"/>
+            </w:pPr>
+            <w:r>
+              <w:rPr>
+                <w:rFonts w:ascii="Times New Roman" w:hAnsi="Times New Roman" w:cs="Times New Roman" w:eastAsia="SimSun"/>
+              </w:rPr>
+              <w:t xml:space="preserve">结构化学</w:t>
+            </w:r>
+          </w:p>
+        </w:tc>
+        <w:tc>
+          <w:tcPr>
+            <w:tcW w:type="dxa" w:w="992"/>
+          </w:tcPr>
+          <w:tcPr/>
+          <w:p>
+            <w:pPr>
+              <w:pStyle w:val="Compact"/>
+              <w:jc w:val="center"/>
+            </w:pPr>
+            <w:r>
+              <w:t xml:space="preserve">⭐⭐⭐⭐⭐</w:t>
+            </w:r>
+          </w:p>
+        </w:tc>
+        <w:tc>
+          <w:tcPr>
+            <w:tcW w:type="dxa" w:w="652"/>
           </w:tcPr>
           <w:tcPr/>
           <w:p>
@@ -34796,7 +34853,7 @@
       <w:tr>
         <w:tc>
           <w:tcPr>
-            <w:tcW w:type="dxa" w:w="949"/>
+            <w:tcW w:type="dxa" w:w="737"/>
           </w:tcPr>
           <w:tcPr/>
           <w:p>
@@ -34811,13 +34868,29 @@
         </w:tc>
         <w:tc>
           <w:tcPr>
-            <w:tcW w:type="dxa" w:w="4645"/>
+            <w:tcW w:type="dxa" w:w="2625"/>
           </w:tcPr>
           <w:tcPr/>
           <w:p>
             <w:pPr>
               <w:pStyle w:val="Compact"/>
-              <w:jc w:val="left"/>
+            </w:pPr>
+            <w:r>
+              <w:rPr>
+                <w:rFonts w:ascii="Times New Roman" w:hAnsi="Times New Roman" w:cs="Times New Roman" w:eastAsia="SimSun"/>
+              </w:rPr>
+              <w:t xml:space="preserve">超卤素</w:t>
+            </w:r>
+          </w:p>
+        </w:tc>
+        <w:tc>
+          <w:tcPr>
+            <w:tcW w:type="dxa" w:w="3061"/>
+          </w:tcPr>
+          <w:tcPr/>
+          <w:p>
+            <w:pPr>
+              <w:pStyle w:val="Compact"/>
             </w:pPr>
             <w:r>
               <w:rPr>
@@ -34829,55 +34902,7 @@
         </w:tc>
         <w:tc>
           <w:tcPr>
-            <w:tcW w:type="dxa" w:w="1908"/>
-          </w:tcPr>
-          <w:tcPr/>
-          <w:p>
-            <w:pPr>
-              <w:pStyle w:val="Compact"/>
-              <w:jc w:val="left"/>
-            </w:pPr>
-            <w:r>
-              <w:t xml:space="preserve">2016 </w:t>
-            </w:r>
-            <w:r>
-              <w:rPr>
-                <w:rFonts w:ascii="Times New Roman" w:hAnsi="Times New Roman" w:cs="Times New Roman" w:eastAsia="SimSun"/>
-              </w:rPr>
-              <w:t xml:space="preserve">BAT3一模</w:t>
-            </w:r>
-            <w:r>
-              <w:t xml:space="preserve"> </w:t>
-            </w:r>
-            <w:r>
-              <w:rPr>
-                <w:rFonts w:ascii="Times New Roman" w:hAnsi="Times New Roman" w:cs="Times New Roman" w:eastAsia="SimSun"/>
-              </w:rPr>
-              <w:t xml:space="preserve">第2题</w:t>
-            </w:r>
-          </w:p>
-        </w:tc>
-        <w:tc>
-          <w:tcPr>
-            <w:tcW w:type="dxa" w:w="1149"/>
-          </w:tcPr>
-          <w:tcPr/>
-          <w:p>
-            <w:pPr>
-              <w:pStyle w:val="Compact"/>
-              <w:jc w:val="left"/>
-            </w:pPr>
-            <w:r>
-              <w:rPr>
-                <w:rFonts w:ascii="Times New Roman" w:hAnsi="Times New Roman" w:cs="Times New Roman" w:eastAsia="SimSun"/>
-              </w:rPr>
-              <w:t xml:space="preserve">结构化学</w:t>
-            </w:r>
-          </w:p>
-        </w:tc>
-        <w:tc>
-          <w:tcPr>
-            <w:tcW w:type="dxa" w:w="600"/>
+            <w:tcW w:type="dxa" w:w="721"/>
           </w:tcPr>
           <w:tcPr/>
           <w:p>
@@ -34886,13 +34911,49 @@
               <w:jc w:val="center"/>
             </w:pPr>
             <w:r>
-              <w:t xml:space="preserve">4</w:t>
+              <w:rPr>
+                <w:rFonts w:ascii="Times New Roman" w:hAnsi="Times New Roman" w:cs="Times New Roman" w:eastAsia="SimSun"/>
+              </w:rPr>
+              <w:t xml:space="preserve">北斗学友</w:t>
             </w:r>
           </w:p>
         </w:tc>
         <w:tc>
           <w:tcPr>
-            <w:tcW w:type="dxa" w:w="501"/>
+            <w:tcW w:type="dxa" w:w="964"/>
+          </w:tcPr>
+          <w:tcPr/>
+          <w:p>
+            <w:pPr>
+              <w:pStyle w:val="Compact"/>
+              <w:jc w:val="center"/>
+            </w:pPr>
+            <w:r>
+              <w:rPr>
+                <w:rFonts w:ascii="Times New Roman" w:hAnsi="Times New Roman" w:cs="Times New Roman" w:eastAsia="SimSun"/>
+              </w:rPr>
+              <w:t xml:space="preserve">结构化学</w:t>
+            </w:r>
+          </w:p>
+        </w:tc>
+        <w:tc>
+          <w:tcPr>
+            <w:tcW w:type="dxa" w:w="992"/>
+          </w:tcPr>
+          <w:tcPr/>
+          <w:p>
+            <w:pPr>
+              <w:pStyle w:val="Compact"/>
+              <w:jc w:val="center"/>
+            </w:pPr>
+            <w:r>
+              <w:t xml:space="preserve">⭐⭐⭐⭐</w:t>
+            </w:r>
+          </w:p>
+        </w:tc>
+        <w:tc>
+          <w:tcPr>
+            <w:tcW w:type="dxa" w:w="652"/>
           </w:tcPr>
           <w:tcPr/>
           <w:p>
@@ -34909,7 +34970,7 @@
       <w:tr>
         <w:tc>
           <w:tcPr>
-            <w:tcW w:type="dxa" w:w="949"/>
+            <w:tcW w:type="dxa" w:w="737"/>
           </w:tcPr>
           <w:tcPr/>
           <w:p>
@@ -34924,13 +34985,29 @@
         </w:tc>
         <w:tc>
           <w:tcPr>
-            <w:tcW w:type="dxa" w:w="4645"/>
+            <w:tcW w:type="dxa" w:w="2625"/>
           </w:tcPr>
           <w:tcPr/>
           <w:p>
             <w:pPr>
               <w:pStyle w:val="Compact"/>
-              <w:jc w:val="left"/>
+            </w:pPr>
+            <w:r>
+              <w:rPr>
+                <w:rFonts w:ascii="Times New Roman" w:hAnsi="Times New Roman" w:cs="Times New Roman" w:eastAsia="SimSun"/>
+              </w:rPr>
+              <w:t xml:space="preserve">刚玉结构畸变</w:t>
+            </w:r>
+          </w:p>
+        </w:tc>
+        <w:tc>
+          <w:tcPr>
+            <w:tcW w:type="dxa" w:w="3061"/>
+          </w:tcPr>
+          <w:tcPr/>
+          <w:p>
+            <w:pPr>
+              <w:pStyle w:val="Compact"/>
             </w:pPr>
             <w:r>
               <w:rPr>
@@ -34942,55 +35019,7 @@
         </w:tc>
         <w:tc>
           <w:tcPr>
-            <w:tcW w:type="dxa" w:w="1908"/>
-          </w:tcPr>
-          <w:tcPr/>
-          <w:p>
-            <w:pPr>
-              <w:pStyle w:val="Compact"/>
-              <w:jc w:val="left"/>
-            </w:pPr>
-            <w:r>
-              <w:t xml:space="preserve">2019 </w:t>
-            </w:r>
-            <w:r>
-              <w:rPr>
-                <w:rFonts w:ascii="Times New Roman" w:hAnsi="Times New Roman" w:cs="Times New Roman" w:eastAsia="SimSun"/>
-              </w:rPr>
-              <w:t xml:space="preserve">BAT4二模</w:t>
-            </w:r>
-            <w:r>
-              <w:t xml:space="preserve"> </w:t>
-            </w:r>
-            <w:r>
-              <w:rPr>
-                <w:rFonts w:ascii="Times New Roman" w:hAnsi="Times New Roman" w:cs="Times New Roman" w:eastAsia="SimSun"/>
-              </w:rPr>
-              <w:t xml:space="preserve">第6题</w:t>
-            </w:r>
-          </w:p>
-        </w:tc>
-        <w:tc>
-          <w:tcPr>
-            <w:tcW w:type="dxa" w:w="1149"/>
-          </w:tcPr>
-          <w:tcPr/>
-          <w:p>
-            <w:pPr>
-              <w:pStyle w:val="Compact"/>
-              <w:jc w:val="left"/>
-            </w:pPr>
-            <w:r>
-              <w:rPr>
-                <w:rFonts w:ascii="Times New Roman" w:hAnsi="Times New Roman" w:cs="Times New Roman" w:eastAsia="SimSun"/>
-              </w:rPr>
-              <w:t xml:space="preserve">结构化学</w:t>
-            </w:r>
-          </w:p>
-        </w:tc>
-        <w:tc>
-          <w:tcPr>
-            <w:tcW w:type="dxa" w:w="600"/>
+            <w:tcW w:type="dxa" w:w="721"/>
           </w:tcPr>
           <w:tcPr/>
           <w:p>
@@ -34999,13 +35028,49 @@
               <w:jc w:val="center"/>
             </w:pPr>
             <w:r>
-              <w:t xml:space="preserve">4</w:t>
+              <w:rPr>
+                <w:rFonts w:ascii="Times New Roman" w:hAnsi="Times New Roman" w:cs="Times New Roman" w:eastAsia="SimSun"/>
+              </w:rPr>
+              <w:t xml:space="preserve">北斗学友</w:t>
             </w:r>
           </w:p>
         </w:tc>
         <w:tc>
           <w:tcPr>
-            <w:tcW w:type="dxa" w:w="501"/>
+            <w:tcW w:type="dxa" w:w="964"/>
+          </w:tcPr>
+          <w:tcPr/>
+          <w:p>
+            <w:pPr>
+              <w:pStyle w:val="Compact"/>
+              <w:jc w:val="center"/>
+            </w:pPr>
+            <w:r>
+              <w:rPr>
+                <w:rFonts w:ascii="Times New Roman" w:hAnsi="Times New Roman" w:cs="Times New Roman" w:eastAsia="SimSun"/>
+              </w:rPr>
+              <w:t xml:space="preserve">结构化学</w:t>
+            </w:r>
+          </w:p>
+        </w:tc>
+        <w:tc>
+          <w:tcPr>
+            <w:tcW w:type="dxa" w:w="992"/>
+          </w:tcPr>
+          <w:tcPr/>
+          <w:p>
+            <w:pPr>
+              <w:pStyle w:val="Compact"/>
+              <w:jc w:val="center"/>
+            </w:pPr>
+            <w:r>
+              <w:t xml:space="preserve">⭐⭐⭐⭐</w:t>
+            </w:r>
+          </w:p>
+        </w:tc>
+        <w:tc>
+          <w:tcPr>
+            <w:tcW w:type="dxa" w:w="652"/>
           </w:tcPr>
           <w:tcPr/>
           <w:p>
@@ -35022,7 +35087,7 @@
       <w:tr>
         <w:tc>
           <w:tcPr>
-            <w:tcW w:type="dxa" w:w="949"/>
+            <w:tcW w:type="dxa" w:w="737"/>
           </w:tcPr>
           <w:tcPr/>
           <w:p>
@@ -35037,13 +35102,29 @@
         </w:tc>
         <w:tc>
           <w:tcPr>
-            <w:tcW w:type="dxa" w:w="4645"/>
+            <w:tcW w:type="dxa" w:w="2625"/>
           </w:tcPr>
           <w:tcPr/>
           <w:p>
             <w:pPr>
               <w:pStyle w:val="Compact"/>
-              <w:jc w:val="left"/>
+            </w:pPr>
+            <w:r>
+              <w:rPr>
+                <w:rFonts w:ascii="Times New Roman" w:hAnsi="Times New Roman" w:cs="Times New Roman" w:eastAsia="SimSun"/>
+              </w:rPr>
+              <w:t xml:space="preserve">物性解释与硝酸铜结构</w:t>
+            </w:r>
+          </w:p>
+        </w:tc>
+        <w:tc>
+          <w:tcPr>
+            <w:tcW w:type="dxa" w:w="3061"/>
+          </w:tcPr>
+          <w:tcPr/>
+          <w:p>
+            <w:pPr>
+              <w:pStyle w:val="Compact"/>
             </w:pPr>
             <w:r>
               <w:rPr>
@@ -35055,55 +35136,7 @@
         </w:tc>
         <w:tc>
           <w:tcPr>
-            <w:tcW w:type="dxa" w:w="1908"/>
-          </w:tcPr>
-          <w:tcPr/>
-          <w:p>
-            <w:pPr>
-              <w:pStyle w:val="Compact"/>
-              <w:jc w:val="left"/>
-            </w:pPr>
-            <w:r>
-              <w:t xml:space="preserve">2019 </w:t>
-            </w:r>
-            <w:r>
-              <w:rPr>
-                <w:rFonts w:ascii="Times New Roman" w:hAnsi="Times New Roman" w:cs="Times New Roman" w:eastAsia="SimSun"/>
-              </w:rPr>
-              <w:t xml:space="preserve">BST6冲刺一</w:t>
-            </w:r>
-            <w:r>
-              <w:t xml:space="preserve"> </w:t>
-            </w:r>
-            <w:r>
-              <w:rPr>
-                <w:rFonts w:ascii="Times New Roman" w:hAnsi="Times New Roman" w:cs="Times New Roman" w:eastAsia="SimSun"/>
-              </w:rPr>
-              <w:t xml:space="preserve">第2题</w:t>
-            </w:r>
-          </w:p>
-        </w:tc>
-        <w:tc>
-          <w:tcPr>
-            <w:tcW w:type="dxa" w:w="1149"/>
-          </w:tcPr>
-          <w:tcPr/>
-          <w:p>
-            <w:pPr>
-              <w:pStyle w:val="Compact"/>
-              <w:jc w:val="left"/>
-            </w:pPr>
-            <w:r>
-              <w:rPr>
-                <w:rFonts w:ascii="Times New Roman" w:hAnsi="Times New Roman" w:cs="Times New Roman" w:eastAsia="SimSun"/>
-              </w:rPr>
-              <w:t xml:space="preserve">化学原理</w:t>
-            </w:r>
-          </w:p>
-        </w:tc>
-        <w:tc>
-          <w:tcPr>
-            <w:tcW w:type="dxa" w:w="600"/>
+            <w:tcW w:type="dxa" w:w="721"/>
           </w:tcPr>
           <w:tcPr/>
           <w:p>
@@ -35112,13 +35145,49 @@
               <w:jc w:val="center"/>
             </w:pPr>
             <w:r>
-              <w:t xml:space="preserve">4</w:t>
+              <w:rPr>
+                <w:rFonts w:ascii="Times New Roman" w:hAnsi="Times New Roman" w:cs="Times New Roman" w:eastAsia="SimSun"/>
+              </w:rPr>
+              <w:t xml:space="preserve">北斗学友</w:t>
             </w:r>
           </w:p>
         </w:tc>
         <w:tc>
           <w:tcPr>
-            <w:tcW w:type="dxa" w:w="501"/>
+            <w:tcW w:type="dxa" w:w="964"/>
+          </w:tcPr>
+          <w:tcPr/>
+          <w:p>
+            <w:pPr>
+              <w:pStyle w:val="Compact"/>
+              <w:jc w:val="center"/>
+            </w:pPr>
+            <w:r>
+              <w:rPr>
+                <w:rFonts w:ascii="Times New Roman" w:hAnsi="Times New Roman" w:cs="Times New Roman" w:eastAsia="SimSun"/>
+              </w:rPr>
+              <w:t xml:space="preserve">化学原理</w:t>
+            </w:r>
+          </w:p>
+        </w:tc>
+        <w:tc>
+          <w:tcPr>
+            <w:tcW w:type="dxa" w:w="992"/>
+          </w:tcPr>
+          <w:tcPr/>
+          <w:p>
+            <w:pPr>
+              <w:pStyle w:val="Compact"/>
+              <w:jc w:val="center"/>
+            </w:pPr>
+            <w:r>
+              <w:t xml:space="preserve">⭐⭐⭐⭐</w:t>
+            </w:r>
+          </w:p>
+        </w:tc>
+        <w:tc>
+          <w:tcPr>
+            <w:tcW w:type="dxa" w:w="652"/>
           </w:tcPr>
           <w:tcPr/>
           <w:p>
@@ -35135,7 +35204,7 @@
       <w:tr>
         <w:tc>
           <w:tcPr>
-            <w:tcW w:type="dxa" w:w="949"/>
+            <w:tcW w:type="dxa" w:w="737"/>
           </w:tcPr>
           <w:tcPr/>
           <w:p>
@@ -35150,13 +35219,29 @@
         </w:tc>
         <w:tc>
           <w:tcPr>
-            <w:tcW w:type="dxa" w:w="4645"/>
+            <w:tcW w:type="dxa" w:w="2625"/>
           </w:tcPr>
           <w:tcPr/>
           <w:p>
             <w:pPr>
               <w:pStyle w:val="Compact"/>
-              <w:jc w:val="left"/>
+            </w:pPr>
+            <w:r>
+              <w:rPr>
+                <w:rFonts w:ascii="Times New Roman" w:hAnsi="Times New Roman" w:cs="Times New Roman" w:eastAsia="SimSun"/>
+              </w:rPr>
+              <w:t xml:space="preserve">钴配合物与肼生成热力学</w:t>
+            </w:r>
+          </w:p>
+        </w:tc>
+        <w:tc>
+          <w:tcPr>
+            <w:tcW w:type="dxa" w:w="3061"/>
+          </w:tcPr>
+          <w:tcPr/>
+          <w:p>
+            <w:pPr>
+              <w:pStyle w:val="Compact"/>
             </w:pPr>
             <w:r>
               <w:rPr>
@@ -35168,55 +35253,7 @@
         </w:tc>
         <w:tc>
           <w:tcPr>
-            <w:tcW w:type="dxa" w:w="1908"/>
-          </w:tcPr>
-          <w:tcPr/>
-          <w:p>
-            <w:pPr>
-              <w:pStyle w:val="Compact"/>
-              <w:jc w:val="left"/>
-            </w:pPr>
-            <w:r>
-              <w:t xml:space="preserve">2017 </w:t>
-            </w:r>
-            <w:r>
-              <w:rPr>
-                <w:rFonts w:ascii="Times New Roman" w:hAnsi="Times New Roman" w:cs="Times New Roman" w:eastAsia="SimSun"/>
-              </w:rPr>
-              <w:t xml:space="preserve">BAT3一模</w:t>
-            </w:r>
-            <w:r>
-              <w:t xml:space="preserve"> </w:t>
-            </w:r>
-            <w:r>
-              <w:rPr>
-                <w:rFonts w:ascii="Times New Roman" w:hAnsi="Times New Roman" w:cs="Times New Roman" w:eastAsia="SimSun"/>
-              </w:rPr>
-              <w:t xml:space="preserve">第3题</w:t>
-            </w:r>
-          </w:p>
-        </w:tc>
-        <w:tc>
-          <w:tcPr>
-            <w:tcW w:type="dxa" w:w="1149"/>
-          </w:tcPr>
-          <w:tcPr/>
-          <w:p>
-            <w:pPr>
-              <w:pStyle w:val="Compact"/>
-              <w:jc w:val="left"/>
-            </w:pPr>
-            <w:r>
-              <w:rPr>
-                <w:rFonts w:ascii="Times New Roman" w:hAnsi="Times New Roman" w:cs="Times New Roman" w:eastAsia="SimSun"/>
-              </w:rPr>
-              <w:t xml:space="preserve">化学原理</w:t>
-            </w:r>
-          </w:p>
-        </w:tc>
-        <w:tc>
-          <w:tcPr>
-            <w:tcW w:type="dxa" w:w="600"/>
+            <w:tcW w:type="dxa" w:w="721"/>
           </w:tcPr>
           <w:tcPr/>
           <w:p>
@@ -35225,13 +35262,49 @@
               <w:jc w:val="center"/>
             </w:pPr>
             <w:r>
-              <w:t xml:space="preserve">4</w:t>
+              <w:rPr>
+                <w:rFonts w:ascii="Times New Roman" w:hAnsi="Times New Roman" w:cs="Times New Roman" w:eastAsia="SimSun"/>
+              </w:rPr>
+              <w:t xml:space="preserve">北斗学友</w:t>
             </w:r>
           </w:p>
         </w:tc>
         <w:tc>
           <w:tcPr>
-            <w:tcW w:type="dxa" w:w="501"/>
+            <w:tcW w:type="dxa" w:w="964"/>
+          </w:tcPr>
+          <w:tcPr/>
+          <w:p>
+            <w:pPr>
+              <w:pStyle w:val="Compact"/>
+              <w:jc w:val="center"/>
+            </w:pPr>
+            <w:r>
+              <w:rPr>
+                <w:rFonts w:ascii="Times New Roman" w:hAnsi="Times New Roman" w:cs="Times New Roman" w:eastAsia="SimSun"/>
+              </w:rPr>
+              <w:t xml:space="preserve">化学原理</w:t>
+            </w:r>
+          </w:p>
+        </w:tc>
+        <w:tc>
+          <w:tcPr>
+            <w:tcW w:type="dxa" w:w="992"/>
+          </w:tcPr>
+          <w:tcPr/>
+          <w:p>
+            <w:pPr>
+              <w:pStyle w:val="Compact"/>
+              <w:jc w:val="center"/>
+            </w:pPr>
+            <w:r>
+              <w:t xml:space="preserve">⭐⭐⭐⭐</w:t>
+            </w:r>
+          </w:p>
+        </w:tc>
+        <w:tc>
+          <w:tcPr>
+            <w:tcW w:type="dxa" w:w="652"/>
           </w:tcPr>
           <w:tcPr/>
           <w:p>
@@ -35248,7 +35321,7 @@
       <w:tr>
         <w:tc>
           <w:tcPr>
-            <w:tcW w:type="dxa" w:w="949"/>
+            <w:tcW w:type="dxa" w:w="737"/>
           </w:tcPr>
           <w:tcPr/>
           <w:p>
@@ -35263,13 +35336,29 @@
         </w:tc>
         <w:tc>
           <w:tcPr>
-            <w:tcW w:type="dxa" w:w="4645"/>
+            <w:tcW w:type="dxa" w:w="2625"/>
           </w:tcPr>
           <w:tcPr/>
           <w:p>
             <w:pPr>
               <w:pStyle w:val="Compact"/>
-              <w:jc w:val="left"/>
+            </w:pPr>
+            <w:r>
+              <w:rPr>
+                <w:rFonts w:ascii="Times New Roman" w:hAnsi="Times New Roman" w:cs="Times New Roman" w:eastAsia="SimSun"/>
+              </w:rPr>
+              <w:t xml:space="preserve">缓冲液与硫化物分离</w:t>
+            </w:r>
+          </w:p>
+        </w:tc>
+        <w:tc>
+          <w:tcPr>
+            <w:tcW w:type="dxa" w:w="3061"/>
+          </w:tcPr>
+          <w:tcPr/>
+          <w:p>
+            <w:pPr>
+              <w:pStyle w:val="Compact"/>
             </w:pPr>
             <w:r>
               <w:rPr>
@@ -35281,55 +35370,7 @@
         </w:tc>
         <w:tc>
           <w:tcPr>
-            <w:tcW w:type="dxa" w:w="1908"/>
-          </w:tcPr>
-          <w:tcPr/>
-          <w:p>
-            <w:pPr>
-              <w:pStyle w:val="Compact"/>
-              <w:jc w:val="left"/>
-            </w:pPr>
-            <w:r>
-              <w:t xml:space="preserve">2019 </w:t>
-            </w:r>
-            <w:r>
-              <w:rPr>
-                <w:rFonts w:ascii="Times New Roman" w:hAnsi="Times New Roman" w:cs="Times New Roman" w:eastAsia="SimSun"/>
-              </w:rPr>
-              <w:t xml:space="preserve">BAT4二模</w:t>
-            </w:r>
-            <w:r>
-              <w:t xml:space="preserve"> </w:t>
-            </w:r>
-            <w:r>
-              <w:rPr>
-                <w:rFonts w:ascii="Times New Roman" w:hAnsi="Times New Roman" w:cs="Times New Roman" w:eastAsia="SimSun"/>
-              </w:rPr>
-              <w:t xml:space="preserve">第4题</w:t>
-            </w:r>
-          </w:p>
-        </w:tc>
-        <w:tc>
-          <w:tcPr>
-            <w:tcW w:type="dxa" w:w="1149"/>
-          </w:tcPr>
-          <w:tcPr/>
-          <w:p>
-            <w:pPr>
-              <w:pStyle w:val="Compact"/>
-              <w:jc w:val="left"/>
-            </w:pPr>
-            <w:r>
-              <w:rPr>
-                <w:rFonts w:ascii="Times New Roman" w:hAnsi="Times New Roman" w:cs="Times New Roman" w:eastAsia="SimSun"/>
-              </w:rPr>
-              <w:t xml:space="preserve">化学原理</w:t>
-            </w:r>
-          </w:p>
-        </w:tc>
-        <w:tc>
-          <w:tcPr>
-            <w:tcW w:type="dxa" w:w="600"/>
+            <w:tcW w:type="dxa" w:w="721"/>
           </w:tcPr>
           <w:tcPr/>
           <w:p>
@@ -35338,13 +35379,49 @@
               <w:jc w:val="center"/>
             </w:pPr>
             <w:r>
-              <w:t xml:space="preserve">5</w:t>
+              <w:rPr>
+                <w:rFonts w:ascii="Times New Roman" w:hAnsi="Times New Roman" w:cs="Times New Roman" w:eastAsia="SimSun"/>
+              </w:rPr>
+              <w:t xml:space="preserve">北斗学友</w:t>
             </w:r>
           </w:p>
         </w:tc>
         <w:tc>
           <w:tcPr>
-            <w:tcW w:type="dxa" w:w="501"/>
+            <w:tcW w:type="dxa" w:w="964"/>
+          </w:tcPr>
+          <w:tcPr/>
+          <w:p>
+            <w:pPr>
+              <w:pStyle w:val="Compact"/>
+              <w:jc w:val="center"/>
+            </w:pPr>
+            <w:r>
+              <w:rPr>
+                <w:rFonts w:ascii="Times New Roman" w:hAnsi="Times New Roman" w:cs="Times New Roman" w:eastAsia="SimSun"/>
+              </w:rPr>
+              <w:t xml:space="preserve">化学原理</w:t>
+            </w:r>
+          </w:p>
+        </w:tc>
+        <w:tc>
+          <w:tcPr>
+            <w:tcW w:type="dxa" w:w="992"/>
+          </w:tcPr>
+          <w:tcPr/>
+          <w:p>
+            <w:pPr>
+              <w:pStyle w:val="Compact"/>
+              <w:jc w:val="center"/>
+            </w:pPr>
+            <w:r>
+              <w:t xml:space="preserve">⭐⭐⭐⭐⭐</w:t>
+            </w:r>
+          </w:p>
+        </w:tc>
+        <w:tc>
+          <w:tcPr>
+            <w:tcW w:type="dxa" w:w="652"/>
           </w:tcPr>
           <w:tcPr/>
           <w:p>
@@ -35361,7 +35438,7 @@
       <w:tr>
         <w:tc>
           <w:tcPr>
-            <w:tcW w:type="dxa" w:w="949"/>
+            <w:tcW w:type="dxa" w:w="737"/>
           </w:tcPr>
           <w:tcPr/>
           <w:p>
@@ -35376,13 +35453,29 @@
         </w:tc>
         <w:tc>
           <w:tcPr>
-            <w:tcW w:type="dxa" w:w="4645"/>
+            <w:tcW w:type="dxa" w:w="2625"/>
           </w:tcPr>
           <w:tcPr/>
           <w:p>
             <w:pPr>
               <w:pStyle w:val="Compact"/>
-              <w:jc w:val="left"/>
+            </w:pPr>
+            <w:r>
+              <w:rPr>
+                <w:rFonts w:ascii="Times New Roman" w:hAnsi="Times New Roman" w:cs="Times New Roman" w:eastAsia="SimSun"/>
+              </w:rPr>
+              <w:t xml:space="preserve">渗碳体的标准生成焓</w:t>
+            </w:r>
+          </w:p>
+        </w:tc>
+        <w:tc>
+          <w:tcPr>
+            <w:tcW w:type="dxa" w:w="3061"/>
+          </w:tcPr>
+          <w:tcPr/>
+          <w:p>
+            <w:pPr>
+              <w:pStyle w:val="Compact"/>
             </w:pPr>
             <w:r>
               <w:rPr>
@@ -35394,55 +35487,7 @@
         </w:tc>
         <w:tc>
           <w:tcPr>
-            <w:tcW w:type="dxa" w:w="1908"/>
-          </w:tcPr>
-          <w:tcPr/>
-          <w:p>
-            <w:pPr>
-              <w:pStyle w:val="Compact"/>
-              <w:jc w:val="left"/>
-            </w:pPr>
-            <w:r>
-              <w:t xml:space="preserve">2019 </w:t>
-            </w:r>
-            <w:r>
-              <w:rPr>
-                <w:rFonts w:ascii="Times New Roman" w:hAnsi="Times New Roman" w:cs="Times New Roman" w:eastAsia="SimSun"/>
-              </w:rPr>
-              <w:t xml:space="preserve">BST4强化二</w:t>
-            </w:r>
-            <w:r>
-              <w:t xml:space="preserve"> </w:t>
-            </w:r>
-            <w:r>
-              <w:rPr>
-                <w:rFonts w:ascii="Times New Roman" w:hAnsi="Times New Roman" w:cs="Times New Roman" w:eastAsia="SimSun"/>
-              </w:rPr>
-              <w:t xml:space="preserve">第7题</w:t>
-            </w:r>
-          </w:p>
-        </w:tc>
-        <w:tc>
-          <w:tcPr>
-            <w:tcW w:type="dxa" w:w="1149"/>
-          </w:tcPr>
-          <w:tcPr/>
-          <w:p>
-            <w:pPr>
-              <w:pStyle w:val="Compact"/>
-              <w:jc w:val="left"/>
-            </w:pPr>
-            <w:r>
-              <w:rPr>
-                <w:rFonts w:ascii="Times New Roman" w:hAnsi="Times New Roman" w:cs="Times New Roman" w:eastAsia="SimSun"/>
-              </w:rPr>
-              <w:t xml:space="preserve">化学原理</w:t>
-            </w:r>
-          </w:p>
-        </w:tc>
-        <w:tc>
-          <w:tcPr>
-            <w:tcW w:type="dxa" w:w="600"/>
+            <w:tcW w:type="dxa" w:w="721"/>
           </w:tcPr>
           <w:tcPr/>
           <w:p>
@@ -35451,13 +35496,49 @@
               <w:jc w:val="center"/>
             </w:pPr>
             <w:r>
-              <w:t xml:space="preserve">4</w:t>
+              <w:rPr>
+                <w:rFonts w:ascii="Times New Roman" w:hAnsi="Times New Roman" w:cs="Times New Roman" w:eastAsia="SimSun"/>
+              </w:rPr>
+              <w:t xml:space="preserve">北斗学友</w:t>
             </w:r>
           </w:p>
         </w:tc>
         <w:tc>
           <w:tcPr>
-            <w:tcW w:type="dxa" w:w="501"/>
+            <w:tcW w:type="dxa" w:w="964"/>
+          </w:tcPr>
+          <w:tcPr/>
+          <w:p>
+            <w:pPr>
+              <w:pStyle w:val="Compact"/>
+              <w:jc w:val="center"/>
+            </w:pPr>
+            <w:r>
+              <w:rPr>
+                <w:rFonts w:ascii="Times New Roman" w:hAnsi="Times New Roman" w:cs="Times New Roman" w:eastAsia="SimSun"/>
+              </w:rPr>
+              <w:t xml:space="preserve">化学原理</w:t>
+            </w:r>
+          </w:p>
+        </w:tc>
+        <w:tc>
+          <w:tcPr>
+            <w:tcW w:type="dxa" w:w="992"/>
+          </w:tcPr>
+          <w:tcPr/>
+          <w:p>
+            <w:pPr>
+              <w:pStyle w:val="Compact"/>
+              <w:jc w:val="center"/>
+            </w:pPr>
+            <w:r>
+              <w:t xml:space="preserve">⭐⭐⭐⭐</w:t>
+            </w:r>
+          </w:p>
+        </w:tc>
+        <w:tc>
+          <w:tcPr>
+            <w:tcW w:type="dxa" w:w="652"/>
           </w:tcPr>
           <w:tcPr/>
           <w:p>
